--- a/Proyecto Integrador/Proyecto Integrador - Sistema Integral de Gestión Comercial.docx
+++ b/Proyecto Integrador/Proyecto Integrador - Sistema Integral de Gestión Comercial.docx
@@ -2,13 +2,13 @@
 <file path=word/document.xml><?xml version="1.0" encoding="utf-8"?>
 <w:document xmlns:w="http://schemas.openxmlformats.org/wordprocessingml/2006/main" xmlns:m="http://schemas.openxmlformats.org/officeDocument/2006/math" xmlns:r="http://schemas.openxmlformats.org/officeDocument/2006/relationships" xmlns:o="urn:schemas-microsoft-com:office:office" xmlns:v="urn:schemas-microsoft-com:vml" xmlns:w10="urn:schemas-microsoft-com:office:word" xmlns:a="http://schemas.openxmlformats.org/drawingml/2006/main" xmlns:pic="http://schemas.openxmlformats.org/drawingml/2006/picture" xmlns:wp="http://schemas.openxmlformats.org/drawingml/2006/wordprocessingDrawing">
   <w:body>
-    <w:bookmarkStart w:id="59" w:name="X7f50e376e0ebc8f94877e8ce6b110d038a8acf8"/>
+    <w:bookmarkStart w:id="59" w:name="X7fd702ee9002ed450ab5c120dfb4a8a4bc4cc37"/>
     <w:p>
       <w:pPr>
         <w:pStyle w:val="Heading1"/>
       </w:pPr>
       <w:r>
-        <w:t xml:space="preserve">Proyecto Integrador — Sistema Integral de Gestión Comercial</w:t>
+        <w:t xml:space="preserve">Proyecto Integrador: Sistema Integral de Gestión Comercial</w:t>
       </w:r>
     </w:p>
     <w:p>
@@ -16,17 +16,7 @@
         <w:pStyle w:val="BlockText"/>
       </w:pPr>
       <w:r>
-        <w:rPr>
-          <w:b/>
-          <w:bCs/>
-        </w:rPr>
-        <w:t xml:space="preserve">Documento en elaboración.</w:t>
-      </w:r>
-      <w:r>
-        <w:t xml:space="preserve"> </w:t>
-      </w:r>
-      <w:r>
-        <w:t xml:space="preserve">Se desarrolla sección por sección siguiendo la</w:t>
+        <w:t xml:space="preserve">Documento elaborado siguiendo la</w:t>
       </w:r>
       <w:r>
         <w:t xml:space="preserve"> </w:t>
@@ -36,19 +26,27 @@
           <w:i/>
           <w:iCs/>
         </w:rPr>
-        <w:t xml:space="preserve">Plantilla orientativa de entrega del proyecto integrador</w:t>
-      </w:r>
-      <w:r>
-        <w:t xml:space="preserve"> </w:t>
-      </w:r>
-      <w:r>
-        <w:t xml:space="preserve">de la cátedra</w:t>
-      </w:r>
-      <w:r>
-        <w:t xml:space="preserve"> </w:t>
-      </w:r>
-      <w:r>
-        <w:t xml:space="preserve">(12 secciones). Al finalizar se exportará a Word/PDF para la entrega.</w:t>
+        <w:t xml:space="preserve">Plantilla orientativa de entrega del</w:t>
+      </w:r>
+      <w:r>
+        <w:rPr>
+          <w:i/>
+          <w:iCs/>
+        </w:rPr>
+        <w:t xml:space="preserve"> </w:t>
+      </w:r>
+      <w:r>
+        <w:rPr>
+          <w:i/>
+          <w:iCs/>
+        </w:rPr>
+        <w:t xml:space="preserve">proyecto integrador</w:t>
+      </w:r>
+      <w:r>
+        <w:t xml:space="preserve"> </w:t>
+      </w:r>
+      <w:r>
+        <w:t xml:space="preserve">de la cátedra (12 secciones).</w:t>
       </w:r>
     </w:p>
     <w:p>
@@ -498,7 +496,7 @@
         <w:pStyle w:val="FirstParagraph"/>
       </w:pPr>
       <w:r>
-        <w:t xml:space="preserve">El presente trabajo constituye el Proyecto Integrador de la cátedra Sistemas de</w:t>
+        <w:t xml:space="preserve">El presente trabajo es el Proyecto Integrador de la cátedra Sistemas de</w:t>
       </w:r>
       <w:r>
         <w:t xml:space="preserve"> </w:t>
@@ -630,19 +628,19 @@
         <w:pStyle w:val="BodyText"/>
       </w:pPr>
       <w:r>
-        <w:t xml:space="preserve">El trabajo no se limita a presentar números, sino que apunta a mostrar el</w:t>
-      </w:r>
-      <w:r>
-        <w:t xml:space="preserve"> </w:t>
-      </w:r>
-      <w:r>
-        <w:t xml:space="preserve">razonamiento técnico, organizacional y financiero detrás de la decisión de</w:t>
-      </w:r>
-      <w:r>
-        <w:t xml:space="preserve"> </w:t>
-      </w:r>
-      <w:r>
-        <w:t xml:space="preserve">invertir, integrando los contenidos vistos durante la cursada.</w:t>
+        <w:t xml:space="preserve">Además de presentar números, el trabajo busca mostrar el razonamiento técnico,</w:t>
+      </w:r>
+      <w:r>
+        <w:t xml:space="preserve"> </w:t>
+      </w:r>
+      <w:r>
+        <w:t xml:space="preserve">organizacional y financiero que hay detrás de la decisión de invertir, y así</w:t>
+      </w:r>
+      <w:r>
+        <w:t xml:space="preserve"> </w:t>
+      </w:r>
+      <w:r>
+        <w:t xml:space="preserve">integrar los contenidos vistos durante la cursada.</w:t>
       </w:r>
     </w:p>
     <w:bookmarkEnd w:id="12"/>
@@ -687,13 +685,13 @@
         <w:t xml:space="preserve"> </w:t>
       </w:r>
       <w:r>
-        <w:t xml:space="preserve">WhatsApp y correo electrónico. Su operatoria diaria —la gestión de pedidos, del</w:t>
-      </w:r>
-      <w:r>
-        <w:t xml:space="preserve"> </w:t>
-      </w:r>
-      <w:r>
-        <w:t xml:space="preserve">stock, de los clientes y de los reportes— se sostiene con planillas de cálculo</w:t>
+        <w:t xml:space="preserve">WhatsApp y correo electrónico. Su operatoria diaria (la gestión de pedidos, del</w:t>
+      </w:r>
+      <w:r>
+        <w:t xml:space="preserve"> </w:t>
+      </w:r>
+      <w:r>
+        <w:t xml:space="preserve">stock, de los clientes y de los reportes) se sostiene con planillas de cálculo</w:t>
       </w:r>
       <w:r>
         <w:t xml:space="preserve"> </w:t>
@@ -1171,19 +1169,19 @@
         <w:pStyle w:val="FirstParagraph"/>
       </w:pPr>
       <w:r>
-        <w:t xml:space="preserve">En resumen, el proyecto que se origina a partir de esta situación no es sólo</w:t>
-      </w:r>
-      <w:r>
-        <w:t xml:space="preserve"> </w:t>
-      </w:r>
-      <w:r>
-        <w:t xml:space="preserve">tecnológico: apunta a mejorar la eficiencia, el control y la capacidad de</w:t>
-      </w:r>
-      <w:r>
-        <w:t xml:space="preserve"> </w:t>
-      </w:r>
-      <w:r>
-        <w:t xml:space="preserve">gestión del negocio.</w:t>
+        <w:t xml:space="preserve">El proyecto que se origina a partir de esta situación tiene un alcance que va</w:t>
+      </w:r>
+      <w:r>
+        <w:t xml:space="preserve"> </w:t>
+      </w:r>
+      <w:r>
+        <w:t xml:space="preserve">más allá de lo tecnológico: busca mejorar la eficiencia, el control y la</w:t>
+      </w:r>
+      <w:r>
+        <w:t xml:space="preserve"> </w:t>
+      </w:r>
+      <w:r>
+        <w:t xml:space="preserve">capacidad de gestión del negocio.</w:t>
       </w:r>
     </w:p>
     <w:bookmarkEnd w:id="16"/>
@@ -1519,13 +1517,13 @@
         </w:numPr>
       </w:pPr>
       <w:r>
-        <w:t xml:space="preserve">Reducir la dependencia de tareas manuales repetitivas, liberando tiempo del</w:t>
-      </w:r>
-      <w:r>
-        <w:t xml:space="preserve"> </w:t>
-      </w:r>
-      <w:r>
-        <w:t xml:space="preserve">personal para tareas de mayor valor.</w:t>
+        <w:t xml:space="preserve">Reducir la dependencia de tareas manuales repetitivas, para liberar tiempo</w:t>
+      </w:r>
+      <w:r>
+        <w:t xml:space="preserve"> </w:t>
+      </w:r>
+      <w:r>
+        <w:t xml:space="preserve">del personal y destinarlo a tareas de mayor valor.</w:t>
       </w:r>
     </w:p>
     <w:p>
@@ -2028,13 +2026,13 @@
         <w:t xml:space="preserve"> </w:t>
       </w:r>
       <w:r>
-        <w:t xml:space="preserve">administrativo —encargado de la facturación, el control de stock y los</w:t>
-      </w:r>
-      <w:r>
-        <w:t xml:space="preserve"> </w:t>
-      </w:r>
-      <w:r>
-        <w:t xml:space="preserve">reportes— y la dirección o gerencia, que concentra la toma de decisiones.</w:t>
+        <w:t xml:space="preserve">administrativo (encargado de la facturación, el control de stock y los</w:t>
+      </w:r>
+      <w:r>
+        <w:t xml:space="preserve"> </w:t>
+      </w:r>
+      <w:r>
+        <w:t xml:space="preserve">reportes) y la dirección o gerencia, que concentra la toma de decisiones.</w:t>
       </w:r>
     </w:p>
     <w:p>
@@ -2120,13 +2118,13 @@
         </w:numPr>
       </w:pPr>
       <w:r>
-        <w:t xml:space="preserve">Entorno tecnológico: las herramientas necesarias para el proyecto —sistemas de</w:t>
-      </w:r>
-      <w:r>
-        <w:t xml:space="preserve"> </w:t>
-      </w:r>
-      <w:r>
-        <w:t xml:space="preserve">gestión comercial, servicios de hosting, lectores de código de barras— son</w:t>
+        <w:t xml:space="preserve">Entorno tecnológico: las herramientas necesarias para el proyecto (sistemas de</w:t>
+      </w:r>
+      <w:r>
+        <w:t xml:space="preserve"> </w:t>
+      </w:r>
+      <w:r>
+        <w:t xml:space="preserve">gestión comercial, servicios de hosting, lectores de código de barras) son</w:t>
       </w:r>
       <w:r>
         <w:t xml:space="preserve"> </w:t>
@@ -2894,19 +2892,19 @@
         <w:pStyle w:val="FirstParagraph"/>
       </w:pPr>
       <w:r>
-        <w:t xml:space="preserve">En su mayoría, estas condiciones se presentan de manera favorable —en particular</w:t>
-      </w:r>
-      <w:r>
-        <w:t xml:space="preserve"> </w:t>
-      </w:r>
-      <w:r>
-        <w:t xml:space="preserve">el respaldo de la dirección—, lo que sustenta la viabilidad y la pertinencia de</w:t>
-      </w:r>
-      <w:r>
-        <w:t xml:space="preserve"> </w:t>
-      </w:r>
-      <w:r>
-        <w:t xml:space="preserve">avanzar con la propuesta.</w:t>
+        <w:t xml:space="preserve">En su mayoría, estas condiciones se presentan de manera favorable, en particular</w:t>
+      </w:r>
+      <w:r>
+        <w:t xml:space="preserve"> </w:t>
+      </w:r>
+      <w:r>
+        <w:t xml:space="preserve">el respaldo de la dirección, lo que respalda la decisión de avanzar con la</w:t>
+      </w:r>
+      <w:r>
+        <w:t xml:space="preserve"> </w:t>
+      </w:r>
+      <w:r>
+        <w:t xml:space="preserve">propuesta.</w:t>
       </w:r>
     </w:p>
     <w:bookmarkEnd w:id="29"/>
@@ -4081,31 +4079,25 @@
         <w:pStyle w:val="FirstParagraph"/>
       </w:pPr>
       <w:r>
-        <w:t xml:space="preserve">En esta sección se ordenan los números del proyecto: cuánto cuesta poner en</w:t>
-      </w:r>
-      <w:r>
-        <w:t xml:space="preserve"> </w:t>
-      </w:r>
-      <w:r>
-        <w:t xml:space="preserve">marcha el SIGC, cuánto cuesta mantenerlo cada año, qué beneficios económicos se</w:t>
-      </w:r>
-      <w:r>
-        <w:t xml:space="preserve"> </w:t>
-      </w:r>
-      <w:r>
-        <w:t xml:space="preserve">esperan y cómo queda el flujo de fondos a lo largo del horizonte de evaluación.</w:t>
-      </w:r>
-      <w:r>
-        <w:t xml:space="preserve"> </w:t>
-      </w:r>
-      <w:r>
-        <w:t xml:space="preserve">Todos los montos surgen del caso provisto por la cátedra y están expresados en</w:t>
-      </w:r>
-      <w:r>
-        <w:t xml:space="preserve"> </w:t>
-      </w:r>
-      <w:r>
-        <w:t xml:space="preserve">pesos. El detalle completo, con las fórmulas y los cálculos, se acompaña en el</w:t>
+        <w:t xml:space="preserve">Esta sección reúne los números del proyecto: cuánto cuesta poner en marcha el</w:t>
+      </w:r>
+      <w:r>
+        <w:t xml:space="preserve"> </w:t>
+      </w:r>
+      <w:r>
+        <w:t xml:space="preserve">SIGC, cuánto cuesta mantenerlo cada año, qué beneficios se esperan y cómo queda</w:t>
+      </w:r>
+      <w:r>
+        <w:t xml:space="preserve"> </w:t>
+      </w:r>
+      <w:r>
+        <w:t xml:space="preserve">el flujo de fondos en el horizonte de evaluación. Todos los montos surgen del</w:t>
+      </w:r>
+      <w:r>
+        <w:t xml:space="preserve"> </w:t>
+      </w:r>
+      <w:r>
+        <w:t xml:space="preserve">caso provisto por la cátedra y están expresados en pesos. El detalle completo, con las fórmulas y los cálculos, se acompaña en el</w:t>
       </w:r>
       <w:r>
         <w:t xml:space="preserve"> </w:t>
@@ -4945,19 +4937,19 @@
         <w:pStyle w:val="BodyText"/>
       </w:pPr>
       <w:r>
-        <w:t xml:space="preserve">A partir del segundo año los beneficios crecen un 8% anual, acompañando la mayor</w:t>
-      </w:r>
-      <w:r>
-        <w:t xml:space="preserve"> </w:t>
-      </w:r>
-      <w:r>
-        <w:t xml:space="preserve">adopción del sistema y la mejora progresiva en la gestión. La proyección a cinco</w:t>
-      </w:r>
-      <w:r>
-        <w:t xml:space="preserve"> </w:t>
-      </w:r>
-      <w:r>
-        <w:t xml:space="preserve">años queda de la siguiente manera:</w:t>
+        <w:t xml:space="preserve">A partir del segundo año los beneficios crecen un 8% anual. Ese crecimiento</w:t>
+      </w:r>
+      <w:r>
+        <w:t xml:space="preserve"> </w:t>
+      </w:r>
+      <w:r>
+        <w:t xml:space="preserve">acompaña la mayor adopción del sistema y la mejora progresiva en la gestión. La</w:t>
+      </w:r>
+      <w:r>
+        <w:t xml:space="preserve"> </w:t>
+      </w:r>
+      <w:r>
+        <w:t xml:space="preserve">proyección a cinco años queda de la siguiente manera:</w:t>
       </w:r>
     </w:p>
     <w:tbl>
@@ -5277,51 +5269,51 @@
               <w:pStyle w:val="Compact"/>
             </w:pPr>
             <w:r>
-              <w:t xml:space="preserve">—</w:t>
-            </w:r>
-          </w:p>
-        </w:tc>
-        <w:tc>
-          <w:tcPr/>
-          <w:p>
-            <w:pPr>
-              <w:pStyle w:val="Compact"/>
-            </w:pPr>
-            <w:r>
-              <w:t xml:space="preserve">—</w:t>
-            </w:r>
-          </w:p>
-        </w:tc>
-        <w:tc>
-          <w:tcPr/>
-          <w:p>
-            <w:pPr>
-              <w:pStyle w:val="Compact"/>
-            </w:pPr>
-            <w:r>
-              <w:t xml:space="preserve">—</w:t>
-            </w:r>
-          </w:p>
-        </w:tc>
-        <w:tc>
-          <w:tcPr/>
-          <w:p>
-            <w:pPr>
-              <w:pStyle w:val="Compact"/>
-            </w:pPr>
-            <w:r>
-              <w:t xml:space="preserve">—</w:t>
-            </w:r>
-          </w:p>
-        </w:tc>
-        <w:tc>
-          <w:tcPr/>
-          <w:p>
-            <w:pPr>
-              <w:pStyle w:val="Compact"/>
-            </w:pPr>
-            <w:r>
-              <w:t xml:space="preserve">—</w:t>
+              <w:t xml:space="preserve">$0</w:t>
+            </w:r>
+          </w:p>
+        </w:tc>
+        <w:tc>
+          <w:tcPr/>
+          <w:p>
+            <w:pPr>
+              <w:pStyle w:val="Compact"/>
+            </w:pPr>
+            <w:r>
+              <w:t xml:space="preserve">$0</w:t>
+            </w:r>
+          </w:p>
+        </w:tc>
+        <w:tc>
+          <w:tcPr/>
+          <w:p>
+            <w:pPr>
+              <w:pStyle w:val="Compact"/>
+            </w:pPr>
+            <w:r>
+              <w:t xml:space="preserve">$0</w:t>
+            </w:r>
+          </w:p>
+        </w:tc>
+        <w:tc>
+          <w:tcPr/>
+          <w:p>
+            <w:pPr>
+              <w:pStyle w:val="Compact"/>
+            </w:pPr>
+            <w:r>
+              <w:t xml:space="preserve">$0</w:t>
+            </w:r>
+          </w:p>
+        </w:tc>
+        <w:tc>
+          <w:tcPr/>
+          <w:p>
+            <w:pPr>
+              <w:pStyle w:val="Compact"/>
+            </w:pPr>
+            <w:r>
+              <w:t xml:space="preserve">$0</w:t>
             </w:r>
           </w:p>
         </w:tc>
@@ -5345,7 +5337,7 @@
               <w:pStyle w:val="Compact"/>
             </w:pPr>
             <w:r>
-              <w:t xml:space="preserve">—</w:t>
+              <w:t xml:space="preserve">$0</w:t>
             </w:r>
           </w:p>
         </w:tc>
@@ -5424,7 +5416,7 @@
               <w:pStyle w:val="Compact"/>
             </w:pPr>
             <w:r>
-              <w:t xml:space="preserve">—</w:t>
+              <w:t xml:space="preserve">$0</w:t>
             </w:r>
           </w:p>
         </w:tc>
@@ -5837,31 +5829,31 @@
         <w:pStyle w:val="FirstParagraph"/>
       </w:pPr>
       <w:r>
-        <w:t xml:space="preserve">En esta sección se analiza la conveniencia de llevar adelante el proyecto a</w:t>
-      </w:r>
-      <w:r>
-        <w:t xml:space="preserve"> </w:t>
-      </w:r>
-      <w:r>
-        <w:t xml:space="preserve">partir de los datos económicos de la Sección 8. La idea es interpretar los</w:t>
-      </w:r>
-      <w:r>
-        <w:t xml:space="preserve"> </w:t>
-      </w:r>
-      <w:r>
-        <w:t xml:space="preserve">resultados, ponerlos a prueba frente a distintos escenarios y llegar a una</w:t>
-      </w:r>
-      <w:r>
-        <w:t xml:space="preserve"> </w:t>
-      </w:r>
-      <w:r>
-        <w:t xml:space="preserve">conclusión fundamentada sobre la viabilidad del SIGC, usando las herramientas de</w:t>
-      </w:r>
-      <w:r>
-        <w:t xml:space="preserve"> </w:t>
-      </w:r>
-      <w:r>
-        <w:t xml:space="preserve">evaluación trabajadas en la materia.</w:t>
+        <w:t xml:space="preserve">Esta sección analiza la conveniencia de llevar adelante el proyecto a partir de</w:t>
+      </w:r>
+      <w:r>
+        <w:t xml:space="preserve"> </w:t>
+      </w:r>
+      <w:r>
+        <w:t xml:space="preserve">los datos económicos de la Sección 8. Se interpretan los resultados, se los pone</w:t>
+      </w:r>
+      <w:r>
+        <w:t xml:space="preserve"> </w:t>
+      </w:r>
+      <w:r>
+        <w:t xml:space="preserve">a prueba frente a distintos escenarios y se llega a una conclusión fundamentada</w:t>
+      </w:r>
+      <w:r>
+        <w:t xml:space="preserve"> </w:t>
+      </w:r>
+      <w:r>
+        <w:t xml:space="preserve">sobre la viabilidad del SIGC, con las herramientas de evaluación vistas en la</w:t>
+      </w:r>
+      <w:r>
+        <w:t xml:space="preserve"> </w:t>
+      </w:r>
+      <w:r>
+        <w:t xml:space="preserve">materia.</w:t>
       </w:r>
     </w:p>
     <w:bookmarkStart w:id="45" w:name="X2825e04b299b902a03ebb100446520bc57bb197"/>
@@ -7684,13 +7676,13 @@
         <w:t xml:space="preserve">financiero completo, que sirvió de base para las secciones 8 y 9.</w:t>
       </w:r>
     </w:p>
-    <w:bookmarkStart w:id="56" w:name="X239960258a62c8e0e469324f1e4ccdc3e80a1b5"/>
+    <w:bookmarkStart w:id="56" w:name="Xb5b44f2cf210f03dc91f751bdbdcd1f37e8c63b"/>
     <w:p>
       <w:pPr>
         <w:pStyle w:val="Heading3"/>
       </w:pPr>
       <w:r>
-        <w:t xml:space="preserve">Anexo I — Modelo económico y financiero (planilla)</w:t>
+        <w:t xml:space="preserve">Anexo I: Modelo económico y financiero (planilla)</w:t>
       </w:r>
     </w:p>
     <w:p>
@@ -7824,13 +7816,13 @@
       </w:r>
     </w:p>
     <w:bookmarkEnd w:id="56"/>
-    <w:bookmarkStart w:id="57" w:name="anexo-ii--resumen-de-resultados"/>
+    <w:bookmarkStart w:id="57" w:name="anexo-ii-resumen-de-resultados"/>
     <w:p>
       <w:pPr>
         <w:pStyle w:val="Heading3"/>
       </w:pPr>
       <w:r>
-        <w:t xml:space="preserve">Anexo II — Resumen de resultados</w:t>
+        <w:t xml:space="preserve">Anexo II: Resumen de resultados</w:t>
       </w:r>
     </w:p>
     <w:p>

--- a/Proyecto Integrador/Proyecto Integrador - Sistema Integral de Gestión Comercial.docx
+++ b/Proyecto Integrador/Proyecto Integrador - Sistema Integral de Gestión Comercial.docx
@@ -2,7 +2,7 @@
 <file path=word/document.xml><?xml version="1.0" encoding="utf-8"?>
 <w:document xmlns:w="http://schemas.openxmlformats.org/wordprocessingml/2006/main" xmlns:m="http://schemas.openxmlformats.org/officeDocument/2006/math" xmlns:r="http://schemas.openxmlformats.org/officeDocument/2006/relationships" xmlns:o="urn:schemas-microsoft-com:office:office" xmlns:v="urn:schemas-microsoft-com:vml" xmlns:w10="urn:schemas-microsoft-com:office:word" xmlns:a="http://schemas.openxmlformats.org/drawingml/2006/main" xmlns:pic="http://schemas.openxmlformats.org/drawingml/2006/picture" xmlns:wp="http://schemas.openxmlformats.org/drawingml/2006/wordprocessingDrawing">
   <w:body>
-    <w:bookmarkStart w:id="59" w:name="X7fd702ee9002ed450ab5c120dfb4a8a4bc4cc37"/>
+    <w:bookmarkStart w:id="69" w:name="X7fd702ee9002ed450ab5c120dfb4a8a4bc4cc37"/>
     <w:p>
       <w:pPr>
         <w:pStyle w:val="Heading1"/>
@@ -5815,7 +5815,7 @@
     </w:p>
     <w:bookmarkEnd w:id="43"/>
     <w:bookmarkEnd w:id="44"/>
-    <w:bookmarkStart w:id="51" w:name="X1cba51f68c4c5c1624c20b4de09a1a07ae55cfa"/>
+    <w:bookmarkStart w:id="61" w:name="X1cba51f68c4c5c1624c20b4de09a1a07ae55cfa"/>
     <w:p>
       <w:pPr>
         <w:pStyle w:val="Heading2"/>
@@ -6360,13 +6360,22 @@
       </w:r>
     </w:p>
     <w:bookmarkEnd w:id="47"/>
-    <w:bookmarkStart w:id="48" w:name="Xf42702b852d15447e54234f3d426c90f076b8ef"/>
+    <w:bookmarkStart w:id="52" w:name="X29f2283ab4f697d58c3a8a5542a257cb5422a24"/>
     <w:p>
       <w:pPr>
         <w:pStyle w:val="Heading3"/>
       </w:pPr>
       <w:r>
-        <w:t xml:space="preserve">9.4 Comparación de escenarios y sensibilidad</w:t>
+        <w:t xml:space="preserve">9.4 Análisis de financiamiento</w:t>
+      </w:r>
+    </w:p>
+    <w:bookmarkStart w:id="48" w:name="por-qué-conviene-financiar-con-deuda"/>
+    <w:p>
+      <w:pPr>
+        <w:pStyle w:val="Heading4"/>
+      </w:pPr>
+      <w:r>
+        <w:t xml:space="preserve">Por qué conviene financiar con deuda</w:t>
       </w:r>
     </w:p>
     <w:p>
@@ -6374,39 +6383,1715 @@
         <w:pStyle w:val="FirstParagraph"/>
       </w:pPr>
       <w:r>
-        <w:t xml:space="preserve">Como los resultados se apoyan en estimaciones, conviene ver cuán sensibles son a</w:t>
-      </w:r>
-      <w:r>
-        <w:t xml:space="preserve"> </w:t>
-      </w:r>
-      <w:r>
-        <w:t xml:space="preserve">cambios en los supuestos. Se trabajaron dos análisis, que también están</w:t>
-      </w:r>
-      <w:r>
-        <w:t xml:space="preserve"> </w:t>
-      </w:r>
-      <w:r>
-        <w:t xml:space="preserve">desarrollados en el archivo</w:t>
+        <w:t xml:space="preserve">La TIR del proyecto en su versión pura es del 54,2%, valor que supera el costo</w:t>
+      </w:r>
+      <w:r>
+        <w:t xml:space="preserve"> </w:t>
+      </w:r>
+      <w:r>
+        <w:t xml:space="preserve">de la deuda disponible del 41% anual. Eso significa que el proyecto genera una</w:t>
+      </w:r>
+      <w:r>
+        <w:t xml:space="preserve"> </w:t>
+      </w:r>
+      <w:r>
+        <w:t xml:space="preserve">rentabilidad mayor al costo de endeudarse: cada peso solicitado al 41% rinde el</w:t>
+      </w:r>
+      <w:r>
+        <w:t xml:space="preserve"> </w:t>
+      </w:r>
+      <w:r>
+        <w:t xml:space="preserve">54,2%, lo que deja un diferencial positivo para el inversor. A este mecanismo se</w:t>
+      </w:r>
+      <w:r>
+        <w:t xml:space="preserve"> </w:t>
+      </w:r>
+      <w:r>
+        <w:t xml:space="preserve">lo denomina apalancamiento financiero positivo.</w:t>
+      </w:r>
+    </w:p>
+    <w:p>
+      <w:pPr>
+        <w:pStyle w:val="BodyText"/>
+      </w:pPr>
+      <w:r>
+        <w:t xml:space="preserve">La estructura de financiamiento propuesta combina capital propio con un préstamo</w:t>
+      </w:r>
+      <w:r>
+        <w:t xml:space="preserve"> </w:t>
+      </w:r>
+      <w:r>
+        <w:t xml:space="preserve">bancario:</w:t>
+      </w:r>
+    </w:p>
+    <w:tbl>
+      <w:tblPr>
+        <w:tblStyle w:val="Table"/>
+        <w:tblW w:type="auto" w:w="0"/>
+        <w:tblLook w:firstRow="1" w:lastRow="0" w:firstColumn="0" w:lastColumn="0" w:noHBand="0" w:noVBand="0" w:val="0020"/>
+      </w:tblPr>
+      <w:tblGrid>
+        <w:gridCol w:w="2640"/>
+        <w:gridCol w:w="2640"/>
+        <w:gridCol w:w="2640"/>
+      </w:tblGrid>
+      <w:tr>
+        <w:trPr>
+          <w:tblHeader w:val="on"/>
+        </w:trPr>
+        <w:tc>
+          <w:tcPr/>
+          <w:p>
+            <w:pPr>
+              <w:pStyle w:val="Compact"/>
+            </w:pPr>
+            <w:r>
+              <w:t xml:space="preserve">Fuente</w:t>
+            </w:r>
+          </w:p>
+        </w:tc>
+        <w:tc>
+          <w:tcPr/>
+          <w:p>
+            <w:pPr>
+              <w:pStyle w:val="Compact"/>
+            </w:pPr>
+            <w:r>
+              <w:t xml:space="preserve">Monto</w:t>
+            </w:r>
+          </w:p>
+        </w:tc>
+        <w:tc>
+          <w:tcPr/>
+          <w:p>
+            <w:pPr>
+              <w:pStyle w:val="Compact"/>
+            </w:pPr>
+            <w:r>
+              <w:t xml:space="preserve">Participación</w:t>
+            </w:r>
+          </w:p>
+        </w:tc>
+      </w:tr>
+      <w:tr>
+        <w:tc>
+          <w:tcPr/>
+          <w:p>
+            <w:pPr>
+              <w:pStyle w:val="Compact"/>
+            </w:pPr>
+            <w:r>
+              <w:t xml:space="preserve">Capital propio</w:t>
+            </w:r>
+          </w:p>
+        </w:tc>
+        <w:tc>
+          <w:tcPr/>
+          <w:p>
+            <w:pPr>
+              <w:pStyle w:val="Compact"/>
+            </w:pPr>
+            <w:r>
+              <w:t xml:space="preserve">$3.600.000</w:t>
+            </w:r>
+          </w:p>
+        </w:tc>
+        <w:tc>
+          <w:tcPr/>
+          <w:p>
+            <w:pPr>
+              <w:pStyle w:val="Compact"/>
+            </w:pPr>
+            <w:r>
+              <w:t xml:space="preserve">30%</w:t>
+            </w:r>
+          </w:p>
+        </w:tc>
+      </w:tr>
+      <w:tr>
+        <w:tc>
+          <w:tcPr/>
+          <w:p>
+            <w:pPr>
+              <w:pStyle w:val="Compact"/>
+            </w:pPr>
+            <w:r>
+              <w:t xml:space="preserve">Préstamo bancario (41% anual, 5 años)</w:t>
+            </w:r>
+          </w:p>
+        </w:tc>
+        <w:tc>
+          <w:tcPr/>
+          <w:p>
+            <w:pPr>
+              <w:pStyle w:val="Compact"/>
+            </w:pPr>
+            <w:r>
+              <w:t xml:space="preserve">$8.400.000</w:t>
+            </w:r>
+          </w:p>
+        </w:tc>
+        <w:tc>
+          <w:tcPr/>
+          <w:p>
+            <w:pPr>
+              <w:pStyle w:val="Compact"/>
+            </w:pPr>
+            <w:r>
+              <w:t xml:space="preserve">70%</w:t>
+            </w:r>
+          </w:p>
+        </w:tc>
+      </w:tr>
+      <w:tr>
+        <w:tc>
+          <w:tcPr/>
+          <w:p>
+            <w:pPr>
+              <w:pStyle w:val="Compact"/>
+            </w:pPr>
+            <w:r>
+              <w:t xml:space="preserve">Total inversión inicial</w:t>
+            </w:r>
+          </w:p>
+        </w:tc>
+        <w:tc>
+          <w:tcPr/>
+          <w:p>
+            <w:pPr>
+              <w:pStyle w:val="Compact"/>
+            </w:pPr>
+            <w:r>
+              <w:t xml:space="preserve">$12.000.000</w:t>
+            </w:r>
+          </w:p>
+        </w:tc>
+        <w:tc>
+          <w:tcPr/>
+          <w:p>
+            <w:pPr>
+              <w:pStyle w:val="Compact"/>
+            </w:pPr>
+            <w:r>
+              <w:t xml:space="preserve">100%</w:t>
+            </w:r>
+          </w:p>
+        </w:tc>
+      </w:tr>
+    </w:tbl>
+    <w:bookmarkEnd w:id="48"/>
+    <w:bookmarkStart w:id="49" w:name="X6ee8afe2ba6fb64ccbb7977347b90c41dfb4957"/>
+    <w:p>
+      <w:pPr>
+        <w:pStyle w:val="Heading4"/>
+      </w:pPr>
+      <w:r>
+        <w:t xml:space="preserve">Elección del sistema de amortización: Francés vs. Alemán</w:t>
+      </w:r>
+    </w:p>
+    <w:p>
+      <w:pPr>
+        <w:pStyle w:val="FirstParagraph"/>
+      </w:pPr>
+      <w:r>
+        <w:t xml:space="preserve">Con un préstamo de $8.400.000 al 41% anual a 5 años, ambos sistemas generan</w:t>
+      </w:r>
+      <w:r>
+        <w:t xml:space="preserve"> </w:t>
+      </w:r>
+      <w:r>
+        <w:t xml:space="preserve">flujos positivos durante todo el horizonte. La diferencia está en cómo</w:t>
+      </w:r>
+      <w:r>
+        <w:t xml:space="preserve"> </w:t>
+      </w:r>
+      <w:r>
+        <w:t xml:space="preserve">distribuyen los pagos y cuánto interés total se paga:</w:t>
+      </w:r>
+    </w:p>
+    <w:tbl>
+      <w:tblPr>
+        <w:tblStyle w:val="Table"/>
+        <w:tblW w:type="auto" w:w="0"/>
+        <w:tblLook w:firstRow="1" w:lastRow="0" w:firstColumn="0" w:lastColumn="0" w:noHBand="0" w:noVBand="0" w:val="0020"/>
+      </w:tblPr>
+      <w:tblGrid>
+        <w:gridCol w:w="2640"/>
+        <w:gridCol w:w="2640"/>
+        <w:gridCol w:w="2640"/>
+      </w:tblGrid>
+      <w:tr>
+        <w:trPr>
+          <w:tblHeader w:val="on"/>
+        </w:trPr>
+        <w:tc>
+          <w:tcPr/>
+          <w:p>
+            <w:pPr>
+              <w:pStyle w:val="Compact"/>
+            </w:pPr>
+            <w:r>
+              <w:t xml:space="preserve">Criterio</w:t>
+            </w:r>
+          </w:p>
+        </w:tc>
+        <w:tc>
+          <w:tcPr/>
+          <w:p>
+            <w:pPr>
+              <w:pStyle w:val="Compact"/>
+            </w:pPr>
+            <w:r>
+              <w:t xml:space="preserve">Sistema Francés</w:t>
+            </w:r>
+          </w:p>
+        </w:tc>
+        <w:tc>
+          <w:tcPr/>
+          <w:p>
+            <w:pPr>
+              <w:pStyle w:val="Compact"/>
+            </w:pPr>
+            <w:r>
+              <w:t xml:space="preserve">Sistema Alemán</w:t>
+            </w:r>
+          </w:p>
+        </w:tc>
+      </w:tr>
+      <w:tr>
+        <w:tc>
+          <w:tcPr/>
+          <w:p>
+            <w:pPr>
+              <w:pStyle w:val="Compact"/>
+            </w:pPr>
+            <w:r>
+              <w:t xml:space="preserve">Cuota</w:t>
+            </w:r>
+          </w:p>
+        </w:tc>
+        <w:tc>
+          <w:tcPr/>
+          <w:p>
+            <w:pPr>
+              <w:pStyle w:val="Compact"/>
+            </w:pPr>
+            <w:r>
+              <w:t xml:space="preserve">Fija: $4.197.423/año</w:t>
+            </w:r>
+          </w:p>
+        </w:tc>
+        <w:tc>
+          <w:tcPr/>
+          <w:p>
+            <w:pPr>
+              <w:pStyle w:val="Compact"/>
+            </w:pPr>
+            <w:r>
+              <w:t xml:space="preserve">Decreciente: de $5.124.000 a $2.368.800</w:t>
+            </w:r>
+          </w:p>
+        </w:tc>
+      </w:tr>
+      <w:tr>
+        <w:tc>
+          <w:tcPr/>
+          <w:p>
+            <w:pPr>
+              <w:pStyle w:val="Compact"/>
+            </w:pPr>
+            <w:r>
+              <w:t xml:space="preserve">Interés total pagado</w:t>
+            </w:r>
+          </w:p>
+        </w:tc>
+        <w:tc>
+          <w:tcPr/>
+          <w:p>
+            <w:pPr>
+              <w:pStyle w:val="Compact"/>
+            </w:pPr>
+            <w:r>
+              <w:t xml:space="preserve">$12.583.540</w:t>
+            </w:r>
+          </w:p>
+        </w:tc>
+        <w:tc>
+          <w:tcPr/>
+          <w:p>
+            <w:pPr>
+              <w:pStyle w:val="Compact"/>
+            </w:pPr>
+            <w:r>
+              <w:t xml:space="preserve">$10.332.000</w:t>
+            </w:r>
+          </w:p>
+        </w:tc>
+      </w:tr>
+      <w:tr>
+        <w:tc>
+          <w:tcPr/>
+          <w:p>
+            <w:pPr>
+              <w:pStyle w:val="Compact"/>
+            </w:pPr>
+            <w:r>
+              <w:t xml:space="preserve">Flujo libre año 1 (después del servicio de deuda)</w:t>
+            </w:r>
+          </w:p>
+        </w:tc>
+        <w:tc>
+          <w:tcPr/>
+          <w:p>
+            <w:pPr>
+              <w:pStyle w:val="Compact"/>
+            </w:pPr>
+            <w:r>
+              <w:t xml:space="preserve">$2.002.577</w:t>
+            </w:r>
+          </w:p>
+        </w:tc>
+        <w:tc>
+          <w:tcPr/>
+          <w:p>
+            <w:pPr>
+              <w:pStyle w:val="Compact"/>
+            </w:pPr>
+            <w:r>
+              <w:t xml:space="preserve">$1.076.000</w:t>
+            </w:r>
+          </w:p>
+        </w:tc>
+      </w:tr>
+      <w:tr>
+        <w:tc>
+          <w:tcPr/>
+          <w:p>
+            <w:pPr>
+              <w:pStyle w:val="Compact"/>
+            </w:pPr>
+            <w:r>
+              <w:t xml:space="preserve">VAN del inversor (25%)</w:t>
+            </w:r>
+          </w:p>
+        </w:tc>
+        <w:tc>
+          <w:tcPr/>
+          <w:p>
+            <w:pPr>
+              <w:pStyle w:val="Compact"/>
+            </w:pPr>
+            <w:r>
+              <w:t xml:space="preserve">$5.863.332</w:t>
+            </w:r>
+          </w:p>
+        </w:tc>
+        <w:tc>
+          <w:tcPr/>
+          <w:p>
+            <w:pPr>
+              <w:pStyle w:val="Compact"/>
+            </w:pPr>
+            <w:r>
+              <w:t xml:space="preserve">$6.267.319</w:t>
+            </w:r>
+          </w:p>
+        </w:tc>
+      </w:tr>
+    </w:tbl>
+    <w:p>
+      <w:pPr>
+        <w:pStyle w:val="BodyText"/>
+      </w:pPr>
+      <w:r>
+        <w:t xml:space="preserve">El sistema alemán paga $2.251.540 menos en intereses y arroja un VAN del</w:t>
+      </w:r>
+      <w:r>
+        <w:t xml:space="preserve"> </w:t>
+      </w:r>
+      <w:r>
+        <w:t xml:space="preserve">inversor algo mayor. Sin embargo, para una PyME que en su primer año de</w:t>
+      </w:r>
+      <w:r>
+        <w:t xml:space="preserve"> </w:t>
+      </w:r>
+      <w:r>
+        <w:t xml:space="preserve">funcionamiento está absorbiendo la puesta en marcha del nuevo sistema y</w:t>
+      </w:r>
+      <w:r>
+        <w:t xml:space="preserve"> </w:t>
+      </w:r>
+      <w:r>
+        <w:t xml:space="preserve">ajustando sus procesos, la cuota fija del sistema francés ofrece una ventaja</w:t>
+      </w:r>
+      <w:r>
+        <w:t xml:space="preserve"> </w:t>
+      </w:r>
+      <w:r>
+        <w:t xml:space="preserve">concreta: permite planificar el flujo de caja con certeza y deja un margen libre</w:t>
+      </w:r>
+      <w:r>
+        <w:t xml:space="preserve"> </w:t>
+      </w:r>
+      <w:r>
+        <w:t xml:space="preserve">de $2.002.577 en el año 1, frente a los $1.076.000 del sistema alemán. Ese mayor</w:t>
+      </w:r>
+      <w:r>
+        <w:t xml:space="preserve"> </w:t>
+      </w:r>
+      <w:r>
+        <w:t xml:space="preserve">colchón de caja en el período de mayor incertidumbre operativa justifica la</w:t>
+      </w:r>
+      <w:r>
+        <w:t xml:space="preserve"> </w:t>
+      </w:r>
+      <w:r>
+        <w:t xml:space="preserve">elección.</w:t>
+      </w:r>
+    </w:p>
+    <w:p>
+      <w:pPr>
+        <w:pStyle w:val="BodyText"/>
+      </w:pPr>
+      <w:r>
+        <w:t xml:space="preserve">Se adopta, por lo tanto, el</w:t>
       </w:r>
       <w:r>
         <w:t xml:space="preserve"> </w:t>
       </w:r>
       <w:r>
         <w:rPr>
-          <w:rStyle w:val="VerbatimChar"/>
+          <w:b/>
+          <w:bCs/>
         </w:rPr>
-        <w:t xml:space="preserve">Análisis económico y financiero - SIGC.xlsx</w:t>
-      </w:r>
-      <w:r>
-        <w:t xml:space="preserve">.</w:t>
-      </w:r>
-    </w:p>
+        <w:t xml:space="preserve">sistema francés</w:t>
+      </w:r>
+      <w:r>
+        <w:t xml:space="preserve"> </w:t>
+      </w:r>
+      <w:r>
+        <w:t xml:space="preserve">como método de amortización.</w:t>
+      </w:r>
+    </w:p>
+    <w:bookmarkEnd w:id="49"/>
+    <w:bookmarkStart w:id="50" w:name="tabla-de-amortización--sistema-francés"/>
+    <w:p>
+      <w:pPr>
+        <w:pStyle w:val="Heading4"/>
+      </w:pPr>
+      <w:r>
+        <w:t xml:space="preserve">Tabla de amortización — sistema francés</w:t>
+      </w:r>
+    </w:p>
+    <w:p>
+      <w:pPr>
+        <w:pStyle w:val="FirstParagraph"/>
+      </w:pPr>
+      <w:r>
+        <w:t xml:space="preserve">Préstamo: $8.400.000 al 41% anual, 5 cuotas anuales iguales de $4.197.423.</w:t>
+      </w:r>
+    </w:p>
+    <w:tbl>
+      <w:tblPr>
+        <w:tblStyle w:val="Table"/>
+        <w:tblW w:type="auto" w:w="0"/>
+        <w:tblLook w:firstRow="1" w:lastRow="0" w:firstColumn="0" w:lastColumn="0" w:noHBand="0" w:noVBand="0" w:val="0020"/>
+      </w:tblPr>
+      <w:tblGrid>
+        <w:gridCol w:w="1320"/>
+        <w:gridCol w:w="1320"/>
+        <w:gridCol w:w="1320"/>
+        <w:gridCol w:w="1320"/>
+        <w:gridCol w:w="1320"/>
+        <w:gridCol w:w="1320"/>
+      </w:tblGrid>
+      <w:tr>
+        <w:trPr>
+          <w:tblHeader w:val="on"/>
+        </w:trPr>
+        <w:tc>
+          <w:tcPr/>
+          <w:p>
+            <w:pPr>
+              <w:pStyle w:val="Compact"/>
+            </w:pPr>
+            <w:r>
+              <w:t xml:space="preserve">Año</w:t>
+            </w:r>
+          </w:p>
+        </w:tc>
+        <w:tc>
+          <w:tcPr/>
+          <w:p>
+            <w:pPr>
+              <w:pStyle w:val="Compact"/>
+            </w:pPr>
+            <w:r>
+              <w:t xml:space="preserve">Saldo inicial</w:t>
+            </w:r>
+          </w:p>
+        </w:tc>
+        <w:tc>
+          <w:tcPr/>
+          <w:p>
+            <w:pPr>
+              <w:pStyle w:val="Compact"/>
+            </w:pPr>
+            <w:r>
+              <w:t xml:space="preserve">Interés</w:t>
+            </w:r>
+          </w:p>
+        </w:tc>
+        <w:tc>
+          <w:tcPr/>
+          <w:p>
+            <w:pPr>
+              <w:pStyle w:val="Compact"/>
+            </w:pPr>
+            <w:r>
+              <w:t xml:space="preserve">Amortización</w:t>
+            </w:r>
+          </w:p>
+        </w:tc>
+        <w:tc>
+          <w:tcPr/>
+          <w:p>
+            <w:pPr>
+              <w:pStyle w:val="Compact"/>
+            </w:pPr>
+            <w:r>
+              <w:t xml:space="preserve">Cuota</w:t>
+            </w:r>
+          </w:p>
+        </w:tc>
+        <w:tc>
+          <w:tcPr/>
+          <w:p>
+            <w:pPr>
+              <w:pStyle w:val="Compact"/>
+            </w:pPr>
+            <w:r>
+              <w:t xml:space="preserve">Saldo final</w:t>
+            </w:r>
+          </w:p>
+        </w:tc>
+      </w:tr>
+      <w:tr>
+        <w:tc>
+          <w:tcPr/>
+          <w:p>
+            <w:pPr>
+              <w:pStyle w:val="Compact"/>
+            </w:pPr>
+            <w:r>
+              <w:t xml:space="preserve">1</w:t>
+            </w:r>
+          </w:p>
+        </w:tc>
+        <w:tc>
+          <w:tcPr/>
+          <w:p>
+            <w:pPr>
+              <w:pStyle w:val="Compact"/>
+            </w:pPr>
+            <w:r>
+              <w:t xml:space="preserve">$8.400.000</w:t>
+            </w:r>
+          </w:p>
+        </w:tc>
+        <w:tc>
+          <w:tcPr/>
+          <w:p>
+            <w:pPr>
+              <w:pStyle w:val="Compact"/>
+            </w:pPr>
+            <w:r>
+              <w:t xml:space="preserve">$3.444.000</w:t>
+            </w:r>
+          </w:p>
+        </w:tc>
+        <w:tc>
+          <w:tcPr/>
+          <w:p>
+            <w:pPr>
+              <w:pStyle w:val="Compact"/>
+            </w:pPr>
+            <w:r>
+              <w:t xml:space="preserve">$753.423</w:t>
+            </w:r>
+          </w:p>
+        </w:tc>
+        <w:tc>
+          <w:tcPr/>
+          <w:p>
+            <w:pPr>
+              <w:pStyle w:val="Compact"/>
+            </w:pPr>
+            <w:r>
+              <w:t xml:space="preserve">$4.197.423</w:t>
+            </w:r>
+          </w:p>
+        </w:tc>
+        <w:tc>
+          <w:tcPr/>
+          <w:p>
+            <w:pPr>
+              <w:pStyle w:val="Compact"/>
+            </w:pPr>
+            <w:r>
+              <w:t xml:space="preserve">$7.646.577</w:t>
+            </w:r>
+          </w:p>
+        </w:tc>
+      </w:tr>
+      <w:tr>
+        <w:tc>
+          <w:tcPr/>
+          <w:p>
+            <w:pPr>
+              <w:pStyle w:val="Compact"/>
+            </w:pPr>
+            <w:r>
+              <w:t xml:space="preserve">2</w:t>
+            </w:r>
+          </w:p>
+        </w:tc>
+        <w:tc>
+          <w:tcPr/>
+          <w:p>
+            <w:pPr>
+              <w:pStyle w:val="Compact"/>
+            </w:pPr>
+            <w:r>
+              <w:t xml:space="preserve">$7.646.577</w:t>
+            </w:r>
+          </w:p>
+        </w:tc>
+        <w:tc>
+          <w:tcPr/>
+          <w:p>
+            <w:pPr>
+              <w:pStyle w:val="Compact"/>
+            </w:pPr>
+            <w:r>
+              <w:t xml:space="preserve">$3.135.097</w:t>
+            </w:r>
+          </w:p>
+        </w:tc>
+        <w:tc>
+          <w:tcPr/>
+          <w:p>
+            <w:pPr>
+              <w:pStyle w:val="Compact"/>
+            </w:pPr>
+            <w:r>
+              <w:t xml:space="preserve">$1.062.326</w:t>
+            </w:r>
+          </w:p>
+        </w:tc>
+        <w:tc>
+          <w:tcPr/>
+          <w:p>
+            <w:pPr>
+              <w:pStyle w:val="Compact"/>
+            </w:pPr>
+            <w:r>
+              <w:t xml:space="preserve">$4.197.423</w:t>
+            </w:r>
+          </w:p>
+        </w:tc>
+        <w:tc>
+          <w:tcPr/>
+          <w:p>
+            <w:pPr>
+              <w:pStyle w:val="Compact"/>
+            </w:pPr>
+            <w:r>
+              <w:t xml:space="preserve">$6.584.251</w:t>
+            </w:r>
+          </w:p>
+        </w:tc>
+      </w:tr>
+      <w:tr>
+        <w:tc>
+          <w:tcPr/>
+          <w:p>
+            <w:pPr>
+              <w:pStyle w:val="Compact"/>
+            </w:pPr>
+            <w:r>
+              <w:t xml:space="preserve">3</w:t>
+            </w:r>
+          </w:p>
+        </w:tc>
+        <w:tc>
+          <w:tcPr/>
+          <w:p>
+            <w:pPr>
+              <w:pStyle w:val="Compact"/>
+            </w:pPr>
+            <w:r>
+              <w:t xml:space="preserve">$6.584.251</w:t>
+            </w:r>
+          </w:p>
+        </w:tc>
+        <w:tc>
+          <w:tcPr/>
+          <w:p>
+            <w:pPr>
+              <w:pStyle w:val="Compact"/>
+            </w:pPr>
+            <w:r>
+              <w:t xml:space="preserve">$2.699.543</w:t>
+            </w:r>
+          </w:p>
+        </w:tc>
+        <w:tc>
+          <w:tcPr/>
+          <w:p>
+            <w:pPr>
+              <w:pStyle w:val="Compact"/>
+            </w:pPr>
+            <w:r>
+              <w:t xml:space="preserve">$1.497.880</w:t>
+            </w:r>
+          </w:p>
+        </w:tc>
+        <w:tc>
+          <w:tcPr/>
+          <w:p>
+            <w:pPr>
+              <w:pStyle w:val="Compact"/>
+            </w:pPr>
+            <w:r>
+              <w:t xml:space="preserve">$4.197.423</w:t>
+            </w:r>
+          </w:p>
+        </w:tc>
+        <w:tc>
+          <w:tcPr/>
+          <w:p>
+            <w:pPr>
+              <w:pStyle w:val="Compact"/>
+            </w:pPr>
+            <w:r>
+              <w:t xml:space="preserve">$5.086.371</w:t>
+            </w:r>
+          </w:p>
+        </w:tc>
+      </w:tr>
+      <w:tr>
+        <w:tc>
+          <w:tcPr/>
+          <w:p>
+            <w:pPr>
+              <w:pStyle w:val="Compact"/>
+            </w:pPr>
+            <w:r>
+              <w:t xml:space="preserve">4</w:t>
+            </w:r>
+          </w:p>
+        </w:tc>
+        <w:tc>
+          <w:tcPr/>
+          <w:p>
+            <w:pPr>
+              <w:pStyle w:val="Compact"/>
+            </w:pPr>
+            <w:r>
+              <w:t xml:space="preserve">$5.086.371</w:t>
+            </w:r>
+          </w:p>
+        </w:tc>
+        <w:tc>
+          <w:tcPr/>
+          <w:p>
+            <w:pPr>
+              <w:pStyle w:val="Compact"/>
+            </w:pPr>
+            <w:r>
+              <w:t xml:space="preserve">$2.085.412</w:t>
+            </w:r>
+          </w:p>
+        </w:tc>
+        <w:tc>
+          <w:tcPr/>
+          <w:p>
+            <w:pPr>
+              <w:pStyle w:val="Compact"/>
+            </w:pPr>
+            <w:r>
+              <w:t xml:space="preserve">$2.112.011</w:t>
+            </w:r>
+          </w:p>
+        </w:tc>
+        <w:tc>
+          <w:tcPr/>
+          <w:p>
+            <w:pPr>
+              <w:pStyle w:val="Compact"/>
+            </w:pPr>
+            <w:r>
+              <w:t xml:space="preserve">$4.197.423</w:t>
+            </w:r>
+          </w:p>
+        </w:tc>
+        <w:tc>
+          <w:tcPr/>
+          <w:p>
+            <w:pPr>
+              <w:pStyle w:val="Compact"/>
+            </w:pPr>
+            <w:r>
+              <w:t xml:space="preserve">$2.974.360</w:t>
+            </w:r>
+          </w:p>
+        </w:tc>
+      </w:tr>
+      <w:tr>
+        <w:tc>
+          <w:tcPr/>
+          <w:p>
+            <w:pPr>
+              <w:pStyle w:val="Compact"/>
+            </w:pPr>
+            <w:r>
+              <w:t xml:space="preserve">5</w:t>
+            </w:r>
+          </w:p>
+        </w:tc>
+        <w:tc>
+          <w:tcPr/>
+          <w:p>
+            <w:pPr>
+              <w:pStyle w:val="Compact"/>
+            </w:pPr>
+            <w:r>
+              <w:t xml:space="preserve">$2.974.360</w:t>
+            </w:r>
+          </w:p>
+        </w:tc>
+        <w:tc>
+          <w:tcPr/>
+          <w:p>
+            <w:pPr>
+              <w:pStyle w:val="Compact"/>
+            </w:pPr>
+            <w:r>
+              <w:t xml:space="preserve">$1.219.488</w:t>
+            </w:r>
+          </w:p>
+        </w:tc>
+        <w:tc>
+          <w:tcPr/>
+          <w:p>
+            <w:pPr>
+              <w:pStyle w:val="Compact"/>
+            </w:pPr>
+            <w:r>
+              <w:t xml:space="preserve">$2.977.935</w:t>
+            </w:r>
+          </w:p>
+        </w:tc>
+        <w:tc>
+          <w:tcPr/>
+          <w:p>
+            <w:pPr>
+              <w:pStyle w:val="Compact"/>
+            </w:pPr>
+            <w:r>
+              <w:t xml:space="preserve">$4.197.423</w:t>
+            </w:r>
+          </w:p>
+        </w:tc>
+        <w:tc>
+          <w:tcPr/>
+          <w:p>
+            <w:pPr>
+              <w:pStyle w:val="Compact"/>
+            </w:pPr>
+            <w:r>
+              <w:t xml:space="preserve">$0</w:t>
+            </w:r>
+          </w:p>
+        </w:tc>
+      </w:tr>
+    </w:tbl>
     <w:p>
       <w:pPr>
         <w:pStyle w:val="BodyText"/>
       </w:pPr>
       <w:r>
-        <w:t xml:space="preserve">El primero observa cómo cambia el VAN si se modifica la tasa de descuento:</w:t>
+        <w:t xml:space="preserve">El interés decrece cada año porque la amortización crece: en los primeros años</w:t>
+      </w:r>
+      <w:r>
+        <w:t xml:space="preserve"> </w:t>
+      </w:r>
+      <w:r>
+        <w:t xml:space="preserve">la mayor parte de la cuota son intereses; hacia el final, la mayor parte es</w:t>
+      </w:r>
+      <w:r>
+        <w:t xml:space="preserve"> </w:t>
+      </w:r>
+      <w:r>
+        <w:t xml:space="preserve">devolución de capital.</w:t>
+      </w:r>
+    </w:p>
+    <w:bookmarkEnd w:id="50"/>
+    <w:bookmarkStart w:id="51" w:name="X17bbb8eea6399114a1e73db883426491c5c0d01"/>
+    <w:p>
+      <w:pPr>
+        <w:pStyle w:val="Heading4"/>
+      </w:pPr>
+      <w:r>
+        <w:t xml:space="preserve">Flujo del inversor y rentabilidad sobre el capital propio</w:t>
+      </w:r>
+    </w:p>
+    <w:p>
+      <w:pPr>
+        <w:pStyle w:val="FirstParagraph"/>
+      </w:pPr>
+      <w:r>
+        <w:t xml:space="preserve">El inversor aporta $3.600.000 de capital propio en el año 0. El préstamo cubre</w:t>
+      </w:r>
+      <w:r>
+        <w:t xml:space="preserve"> </w:t>
+      </w:r>
+      <w:r>
+        <w:t xml:space="preserve">los $8.400.000 restantes. A partir de allí, el flujo que le queda al inversor</w:t>
+      </w:r>
+      <w:r>
+        <w:t xml:space="preserve"> </w:t>
+      </w:r>
+      <w:r>
+        <w:t xml:space="preserve">es la diferencia entre el flujo neto del proyecto y el servicio de deuda anual:</w:t>
+      </w:r>
+    </w:p>
+    <w:tbl>
+      <w:tblPr>
+        <w:tblStyle w:val="Table"/>
+        <w:tblW w:type="auto" w:w="0"/>
+        <w:tblLook w:firstRow="1" w:lastRow="0" w:firstColumn="0" w:lastColumn="0" w:noHBand="0" w:noVBand="0" w:val="0020"/>
+      </w:tblPr>
+      <w:tblGrid>
+        <w:gridCol w:w="1131"/>
+        <w:gridCol w:w="1131"/>
+        <w:gridCol w:w="1131"/>
+        <w:gridCol w:w="1131"/>
+        <w:gridCol w:w="1131"/>
+        <w:gridCol w:w="1131"/>
+        <w:gridCol w:w="1131"/>
+      </w:tblGrid>
+      <w:tr>
+        <w:trPr>
+          <w:tblHeader w:val="on"/>
+        </w:trPr>
+        <w:tc>
+          <w:tcPr/>
+          <w:p>
+            <w:pPr>
+              <w:pStyle w:val="Compact"/>
+            </w:pPr>
+            <w:r>
+              <w:t xml:space="preserve">Concepto</w:t>
+            </w:r>
+          </w:p>
+        </w:tc>
+        <w:tc>
+          <w:tcPr/>
+          <w:p>
+            <w:pPr>
+              <w:pStyle w:val="Compact"/>
+            </w:pPr>
+            <w:r>
+              <w:t xml:space="preserve">Año 0</w:t>
+            </w:r>
+          </w:p>
+        </w:tc>
+        <w:tc>
+          <w:tcPr/>
+          <w:p>
+            <w:pPr>
+              <w:pStyle w:val="Compact"/>
+            </w:pPr>
+            <w:r>
+              <w:t xml:space="preserve">Año 1</w:t>
+            </w:r>
+          </w:p>
+        </w:tc>
+        <w:tc>
+          <w:tcPr/>
+          <w:p>
+            <w:pPr>
+              <w:pStyle w:val="Compact"/>
+            </w:pPr>
+            <w:r>
+              <w:t xml:space="preserve">Año 2</w:t>
+            </w:r>
+          </w:p>
+        </w:tc>
+        <w:tc>
+          <w:tcPr/>
+          <w:p>
+            <w:pPr>
+              <w:pStyle w:val="Compact"/>
+            </w:pPr>
+            <w:r>
+              <w:t xml:space="preserve">Año 3</w:t>
+            </w:r>
+          </w:p>
+        </w:tc>
+        <w:tc>
+          <w:tcPr/>
+          <w:p>
+            <w:pPr>
+              <w:pStyle w:val="Compact"/>
+            </w:pPr>
+            <w:r>
+              <w:t xml:space="preserve">Año 4</w:t>
+            </w:r>
+          </w:p>
+        </w:tc>
+        <w:tc>
+          <w:tcPr/>
+          <w:p>
+            <w:pPr>
+              <w:pStyle w:val="Compact"/>
+            </w:pPr>
+            <w:r>
+              <w:t xml:space="preserve">Año 5</w:t>
+            </w:r>
+          </w:p>
+        </w:tc>
+      </w:tr>
+      <w:tr>
+        <w:tc>
+          <w:tcPr/>
+          <w:p>
+            <w:pPr>
+              <w:pStyle w:val="Compact"/>
+            </w:pPr>
+            <w:r>
+              <w:t xml:space="preserve">Capital propio aportado</w:t>
+            </w:r>
+          </w:p>
+        </w:tc>
+        <w:tc>
+          <w:tcPr/>
+          <w:p>
+            <w:pPr>
+              <w:pStyle w:val="Compact"/>
+            </w:pPr>
+            <w:r>
+              <w:t xml:space="preserve">−$3.600.000</w:t>
+            </w:r>
+          </w:p>
+        </w:tc>
+        <w:tc>
+          <w:tcPr/>
+          <w:p>
+            <w:pPr>
+              <w:pStyle w:val="Compact"/>
+            </w:pPr>
+            <w:r>
+              <w:t xml:space="preserve">—</w:t>
+            </w:r>
+          </w:p>
+        </w:tc>
+        <w:tc>
+          <w:tcPr/>
+          <w:p>
+            <w:pPr>
+              <w:pStyle w:val="Compact"/>
+            </w:pPr>
+            <w:r>
+              <w:t xml:space="preserve">—</w:t>
+            </w:r>
+          </w:p>
+        </w:tc>
+        <w:tc>
+          <w:tcPr/>
+          <w:p>
+            <w:pPr>
+              <w:pStyle w:val="Compact"/>
+            </w:pPr>
+            <w:r>
+              <w:t xml:space="preserve">—</w:t>
+            </w:r>
+          </w:p>
+        </w:tc>
+        <w:tc>
+          <w:tcPr/>
+          <w:p>
+            <w:pPr>
+              <w:pStyle w:val="Compact"/>
+            </w:pPr>
+            <w:r>
+              <w:t xml:space="preserve">—</w:t>
+            </w:r>
+          </w:p>
+        </w:tc>
+        <w:tc>
+          <w:tcPr/>
+          <w:p>
+            <w:pPr>
+              <w:pStyle w:val="Compact"/>
+            </w:pPr>
+            <w:r>
+              <w:t xml:space="preserve">—</w:t>
+            </w:r>
+          </w:p>
+        </w:tc>
+      </w:tr>
+      <w:tr>
+        <w:tc>
+          <w:tcPr/>
+          <w:p>
+            <w:pPr>
+              <w:pStyle w:val="Compact"/>
+            </w:pPr>
+            <w:r>
+              <w:t xml:space="preserve">Flujo neto del proyecto</w:t>
+            </w:r>
+          </w:p>
+        </w:tc>
+        <w:tc>
+          <w:tcPr/>
+          <w:p>
+            <w:pPr>
+              <w:pStyle w:val="Compact"/>
+            </w:pPr>
+            <w:r>
+              <w:t xml:space="preserve">—</w:t>
+            </w:r>
+          </w:p>
+        </w:tc>
+        <w:tc>
+          <w:tcPr/>
+          <w:p>
+            <w:pPr>
+              <w:pStyle w:val="Compact"/>
+            </w:pPr>
+            <w:r>
+              <w:t xml:space="preserve">$6.200.000</w:t>
+            </w:r>
+          </w:p>
+        </w:tc>
+        <w:tc>
+          <w:tcPr/>
+          <w:p>
+            <w:pPr>
+              <w:pStyle w:val="Compact"/>
+            </w:pPr>
+            <w:r>
+              <w:t xml:space="preserve">$7.104.000</w:t>
+            </w:r>
+          </w:p>
+        </w:tc>
+        <w:tc>
+          <w:tcPr/>
+          <w:p>
+            <w:pPr>
+              <w:pStyle w:val="Compact"/>
+            </w:pPr>
+            <w:r>
+              <w:t xml:space="preserve">$8.080.320</w:t>
+            </w:r>
+          </w:p>
+        </w:tc>
+        <w:tc>
+          <w:tcPr/>
+          <w:p>
+            <w:pPr>
+              <w:pStyle w:val="Compact"/>
+            </w:pPr>
+            <w:r>
+              <w:t xml:space="preserve">$9.134.746</w:t>
+            </w:r>
+          </w:p>
+        </w:tc>
+        <w:tc>
+          <w:tcPr/>
+          <w:p>
+            <w:pPr>
+              <w:pStyle w:val="Compact"/>
+            </w:pPr>
+            <w:r>
+              <w:t xml:space="preserve">$10.273.525</w:t>
+            </w:r>
+          </w:p>
+        </w:tc>
+      </w:tr>
+      <w:tr>
+        <w:tc>
+          <w:tcPr/>
+          <w:p>
+            <w:pPr>
+              <w:pStyle w:val="Compact"/>
+            </w:pPr>
+            <w:r>
+              <w:t xml:space="preserve">Servicio de deuda (cuota francesa)</w:t>
+            </w:r>
+          </w:p>
+        </w:tc>
+        <w:tc>
+          <w:tcPr/>
+          <w:p>
+            <w:pPr>
+              <w:pStyle w:val="Compact"/>
+            </w:pPr>
+            <w:r>
+              <w:t xml:space="preserve">—</w:t>
+            </w:r>
+          </w:p>
+        </w:tc>
+        <w:tc>
+          <w:tcPr/>
+          <w:p>
+            <w:pPr>
+              <w:pStyle w:val="Compact"/>
+            </w:pPr>
+            <w:r>
+              <w:t xml:space="preserve">−$4.197.423</w:t>
+            </w:r>
+          </w:p>
+        </w:tc>
+        <w:tc>
+          <w:tcPr/>
+          <w:p>
+            <w:pPr>
+              <w:pStyle w:val="Compact"/>
+            </w:pPr>
+            <w:r>
+              <w:t xml:space="preserve">−$4.197.423</w:t>
+            </w:r>
+          </w:p>
+        </w:tc>
+        <w:tc>
+          <w:tcPr/>
+          <w:p>
+            <w:pPr>
+              <w:pStyle w:val="Compact"/>
+            </w:pPr>
+            <w:r>
+              <w:t xml:space="preserve">−$4.197.423</w:t>
+            </w:r>
+          </w:p>
+        </w:tc>
+        <w:tc>
+          <w:tcPr/>
+          <w:p>
+            <w:pPr>
+              <w:pStyle w:val="Compact"/>
+            </w:pPr>
+            <w:r>
+              <w:t xml:space="preserve">−$4.197.423</w:t>
+            </w:r>
+          </w:p>
+        </w:tc>
+        <w:tc>
+          <w:tcPr/>
+          <w:p>
+            <w:pPr>
+              <w:pStyle w:val="Compact"/>
+            </w:pPr>
+            <w:r>
+              <w:t xml:space="preserve">−$4.197.423</w:t>
+            </w:r>
+          </w:p>
+        </w:tc>
+      </w:tr>
+      <w:tr>
+        <w:tc>
+          <w:tcPr/>
+          <w:p>
+            <w:pPr>
+              <w:pStyle w:val="Compact"/>
+            </w:pPr>
+            <w:r>
+              <w:t xml:space="preserve">Flujo neto del inversor</w:t>
+            </w:r>
+          </w:p>
+        </w:tc>
+        <w:tc>
+          <w:tcPr/>
+          <w:p>
+            <w:pPr>
+              <w:pStyle w:val="Compact"/>
+            </w:pPr>
+            <w:r>
+              <w:t xml:space="preserve">−$3.600.000</w:t>
+            </w:r>
+          </w:p>
+        </w:tc>
+        <w:tc>
+          <w:tcPr/>
+          <w:p>
+            <w:pPr>
+              <w:pStyle w:val="Compact"/>
+            </w:pPr>
+            <w:r>
+              <w:t xml:space="preserve">$2.002.577</w:t>
+            </w:r>
+          </w:p>
+        </w:tc>
+        <w:tc>
+          <w:tcPr/>
+          <w:p>
+            <w:pPr>
+              <w:pStyle w:val="Compact"/>
+            </w:pPr>
+            <w:r>
+              <w:t xml:space="preserve">$2.906.577</w:t>
+            </w:r>
+          </w:p>
+        </w:tc>
+        <w:tc>
+          <w:tcPr/>
+          <w:p>
+            <w:pPr>
+              <w:pStyle w:val="Compact"/>
+            </w:pPr>
+            <w:r>
+              <w:t xml:space="preserve">$3.882.897</w:t>
+            </w:r>
+          </w:p>
+        </w:tc>
+        <w:tc>
+          <w:tcPr/>
+          <w:p>
+            <w:pPr>
+              <w:pStyle w:val="Compact"/>
+            </w:pPr>
+            <w:r>
+              <w:t xml:space="preserve">$4.937.323</w:t>
+            </w:r>
+          </w:p>
+        </w:tc>
+        <w:tc>
+          <w:tcPr/>
+          <w:p>
+            <w:pPr>
+              <w:pStyle w:val="Compact"/>
+            </w:pPr>
+            <w:r>
+              <w:t xml:space="preserve">$6.076.102</w:t>
+            </w:r>
+          </w:p>
+        </w:tc>
+      </w:tr>
+    </w:tbl>
+    <w:p>
+      <w:pPr>
+        <w:pStyle w:val="BodyText"/>
+      </w:pPr>
+      <w:r>
+        <w:t xml:space="preserve">Los indicadores para el inversor, comparados con el proyecto puro:</w:t>
+      </w:r>
+    </w:p>
+    <w:tbl>
+      <w:tblPr>
+        <w:tblStyle w:val="Table"/>
+        <w:tblW w:type="auto" w:w="0"/>
+        <w:tblLook w:firstRow="1" w:lastRow="0" w:firstColumn="0" w:lastColumn="0" w:noHBand="0" w:noVBand="0" w:val="0020"/>
+      </w:tblPr>
+      <w:tblGrid>
+        <w:gridCol w:w="2640"/>
+        <w:gridCol w:w="2640"/>
+        <w:gridCol w:w="2640"/>
+      </w:tblGrid>
+      <w:tr>
+        <w:trPr>
+          <w:tblHeader w:val="on"/>
+        </w:trPr>
+        <w:tc>
+          <w:tcPr/>
+          <w:p>
+            <w:pPr>
+              <w:pStyle w:val="Compact"/>
+            </w:pPr>
+            <w:r>
+              <w:t xml:space="preserve">Indicador</w:t>
+            </w:r>
+          </w:p>
+        </w:tc>
+        <w:tc>
+          <w:tcPr/>
+          <w:p>
+            <w:pPr>
+              <w:pStyle w:val="Compact"/>
+            </w:pPr>
+            <w:r>
+              <w:t xml:space="preserve">Proyecto puro</w:t>
+            </w:r>
+          </w:p>
+        </w:tc>
+        <w:tc>
+          <w:tcPr/>
+          <w:p>
+            <w:pPr>
+              <w:pStyle w:val="Compact"/>
+            </w:pPr>
+            <w:r>
+              <w:t xml:space="preserve">Proyecto financiado (70% deuda)</w:t>
+            </w:r>
+          </w:p>
+        </w:tc>
+      </w:tr>
+      <w:tr>
+        <w:tc>
+          <w:tcPr/>
+          <w:p>
+            <w:pPr>
+              <w:pStyle w:val="Compact"/>
+            </w:pPr>
+            <w:r>
+              <w:t xml:space="preserve">Capital aportado</w:t>
+            </w:r>
+          </w:p>
+        </w:tc>
+        <w:tc>
+          <w:tcPr/>
+          <w:p>
+            <w:pPr>
+              <w:pStyle w:val="Compact"/>
+            </w:pPr>
+            <w:r>
+              <w:t xml:space="preserve">$12.000.000</w:t>
+            </w:r>
+          </w:p>
+        </w:tc>
+        <w:tc>
+          <w:tcPr/>
+          <w:p>
+            <w:pPr>
+              <w:pStyle w:val="Compact"/>
+            </w:pPr>
+            <w:r>
+              <w:t xml:space="preserve">$3.600.000</w:t>
+            </w:r>
+          </w:p>
+        </w:tc>
+      </w:tr>
+      <w:tr>
+        <w:tc>
+          <w:tcPr/>
+          <w:p>
+            <w:pPr>
+              <w:pStyle w:val="Compact"/>
+            </w:pPr>
+            <w:r>
+              <w:t xml:space="preserve">VAN (al 25%)</w:t>
+            </w:r>
+          </w:p>
+        </w:tc>
+        <w:tc>
+          <w:tcPr/>
+          <w:p>
+            <w:pPr>
+              <w:pStyle w:val="Compact"/>
+            </w:pPr>
+            <w:r>
+              <w:t xml:space="preserve">$8.751.704</w:t>
+            </w:r>
+          </w:p>
+        </w:tc>
+        <w:tc>
+          <w:tcPr/>
+          <w:p>
+            <w:pPr>
+              <w:pStyle w:val="Compact"/>
+            </w:pPr>
+            <w:r>
+              <w:t xml:space="preserve">$5.863.332</w:t>
+            </w:r>
+          </w:p>
+        </w:tc>
+      </w:tr>
+      <w:tr>
+        <w:tc>
+          <w:tcPr/>
+          <w:p>
+            <w:pPr>
+              <w:pStyle w:val="Compact"/>
+            </w:pPr>
+            <w:r>
+              <w:t xml:space="preserve">TIR</w:t>
+            </w:r>
+          </w:p>
+        </w:tc>
+        <w:tc>
+          <w:tcPr/>
+          <w:p>
+            <w:pPr>
+              <w:pStyle w:val="Compact"/>
+            </w:pPr>
+            <w:r>
+              <w:t xml:space="preserve">54,2%</w:t>
+            </w:r>
+          </w:p>
+        </w:tc>
+        <w:tc>
+          <w:tcPr/>
+          <w:p>
+            <w:pPr>
+              <w:pStyle w:val="Compact"/>
+            </w:pPr>
+            <w:r>
+              <w:t xml:space="preserve">~77%</w:t>
+            </w:r>
+          </w:p>
+        </w:tc>
+      </w:tr>
+    </w:tbl>
+    <w:p>
+      <w:pPr>
+        <w:pStyle w:val="BodyText"/>
+      </w:pPr>
+      <w:r>
+        <w:t xml:space="preserve">Aunque el VAN absoluto del inversor es menor —porque los intereses del préstamo</w:t>
+      </w:r>
+      <w:r>
+        <w:t xml:space="preserve"> </w:t>
+      </w:r>
+      <w:r>
+        <w:t xml:space="preserve">reducen los flujos—, la TIR sobre el capital propio sube del 54,2% al 77%.</w:t>
+      </w:r>
+      <w:r>
+        <w:t xml:space="preserve"> </w:t>
+      </w:r>
+      <w:r>
+        <w:t xml:space="preserve">Financiando el 70% de la inversión con deuda al 41%, el inversor coloca solo</w:t>
+      </w:r>
+      <w:r>
+        <w:t xml:space="preserve"> </w:t>
+      </w:r>
+      <w:r>
+        <w:t xml:space="preserve">$3.600.000 y obtiene una rentabilidad 23 puntos porcentuales mayor a la del</w:t>
+      </w:r>
+      <w:r>
+        <w:t xml:space="preserve"> </w:t>
+      </w:r>
+      <w:r>
+        <w:t xml:space="preserve">proyecto puro. Este es el efecto del apalancamiento financiero positivo: mientras</w:t>
+      </w:r>
+      <w:r>
+        <w:t xml:space="preserve"> </w:t>
+      </w:r>
+      <w:r>
+        <w:t xml:space="preserve">la tasa de rentabilidad del proyecto supere el costo de la deuda, endeudarse</w:t>
+      </w:r>
+      <w:r>
+        <w:t xml:space="preserve"> </w:t>
+      </w:r>
+      <w:r>
+        <w:t xml:space="preserve">mejora el retorno sobre el capital propio.</w:t>
+      </w:r>
+    </w:p>
+    <w:bookmarkEnd w:id="51"/>
+    <w:bookmarkEnd w:id="52"/>
+    <w:bookmarkStart w:id="58" w:name="Xac35229a0ec935e8431ead4ec20a8096471fa80"/>
+    <w:p>
+      <w:pPr>
+        <w:pStyle w:val="Heading3"/>
+      </w:pPr>
+      <w:r>
+        <w:t xml:space="preserve">9.5 Análisis de escenarios</w:t>
+      </w:r>
+    </w:p>
+    <w:p>
+      <w:pPr>
+        <w:pStyle w:val="FirstParagraph"/>
+      </w:pPr>
+      <w:r>
+        <w:t xml:space="preserve">Para evaluar la solidez de los resultados se construyeron tres escenarios</w:t>
+      </w:r>
+      <w:r>
+        <w:t xml:space="preserve"> </w:t>
+      </w:r>
+      <w:r>
+        <w:t xml:space="preserve">adversos y uno favorable, cada uno basado en un riesgo o una oportunidad</w:t>
+      </w:r>
+      <w:r>
+        <w:t xml:space="preserve"> </w:t>
+      </w:r>
+      <w:r>
+        <w:t xml:space="preserve">concreta del proyecto.</w:t>
+      </w:r>
+    </w:p>
+    <w:bookmarkStart w:id="53" w:name="X0037c4a1b0d58a6441e6e9278f4b17533d52e4b"/>
+    <w:p>
+      <w:pPr>
+        <w:pStyle w:val="Heading4"/>
+      </w:pPr>
+      <w:r>
+        <w:t xml:space="preserve">Escenario 1 (negativo): adopción lenta del sistema</w:t>
+      </w:r>
+    </w:p>
+    <w:p>
+      <w:pPr>
+        <w:pStyle w:val="FirstParagraph"/>
+      </w:pPr>
+      <w:r>
+        <w:rPr>
+          <w:b/>
+          <w:bCs/>
+        </w:rPr>
+        <w:t xml:space="preserve">Por qué puede ocurrir.</w:t>
+      </w:r>
+      <w:r>
+        <w:t xml:space="preserve"> </w:t>
+      </w:r>
+      <w:r>
+        <w:t xml:space="preserve">Las implementaciones de sistemas en PyMEs suelen</w:t>
+      </w:r>
+      <w:r>
+        <w:t xml:space="preserve"> </w:t>
+      </w:r>
+      <w:r>
+        <w:t xml:space="preserve">encontrar resistencia del personal, que continúa usando las planillas en paralelo</w:t>
+      </w:r>
+      <w:r>
+        <w:t xml:space="preserve"> </w:t>
+      </w:r>
+      <w:r>
+        <w:t xml:space="preserve">o demora la carga de la información. En ese caso los beneficios esperados —ahorro</w:t>
+      </w:r>
+      <w:r>
+        <w:t xml:space="preserve"> </w:t>
+      </w:r>
+      <w:r>
+        <w:t xml:space="preserve">de tiempo administrativo, reducción de errores, mejora en ventas— tardan en</w:t>
+      </w:r>
+      <w:r>
+        <w:t xml:space="preserve"> </w:t>
+      </w:r>
+      <w:r>
+        <w:t xml:space="preserve">materializarse.</w:t>
+      </w:r>
+    </w:p>
+    <w:p>
+      <w:pPr>
+        <w:pStyle w:val="BodyText"/>
+      </w:pPr>
+      <w:r>
+        <w:rPr>
+          <w:b/>
+          <w:bCs/>
+        </w:rPr>
+        <w:t xml:space="preserve">Supuesto modificado.</w:t>
+      </w:r>
+      <w:r>
+        <w:t xml:space="preserve"> </w:t>
+      </w:r>
+      <w:r>
+        <w:t xml:space="preserve">Los beneficios del año 1 se reducen al 50% y los del</w:t>
+      </w:r>
+      <w:r>
+        <w:t xml:space="preserve"> </w:t>
+      </w:r>
+      <w:r>
+        <w:t xml:space="preserve">año 2 al 70%; a partir del año 3 se recuperan los niveles del caso base.</w:t>
       </w:r>
     </w:p>
     <w:tbl>
@@ -6430,162 +8115,162 @@
               <w:pStyle w:val="Compact"/>
             </w:pPr>
             <w:r>
-              <w:t xml:space="preserve">Tasa de descuento</w:t>
-            </w:r>
-          </w:p>
-        </w:tc>
-        <w:tc>
-          <w:tcPr/>
-          <w:p>
-            <w:pPr>
-              <w:pStyle w:val="Compact"/>
-            </w:pPr>
-            <w:r>
-              <w:t xml:space="preserve">VAN</w:t>
-            </w:r>
-          </w:p>
-        </w:tc>
-      </w:tr>
-      <w:tr>
-        <w:tc>
-          <w:tcPr/>
-          <w:p>
-            <w:pPr>
-              <w:pStyle w:val="Compact"/>
-            </w:pPr>
-            <w:r>
-              <w:t xml:space="preserve">15%</w:t>
-            </w:r>
-          </w:p>
-        </w:tc>
-        <w:tc>
-          <w:tcPr/>
-          <w:p>
-            <w:pPr>
-              <w:pStyle w:val="Compact"/>
-            </w:pPr>
-            <w:r>
-              <w:t xml:space="preserve">$14.406.469</w:t>
-            </w:r>
-          </w:p>
-        </w:tc>
-      </w:tr>
-      <w:tr>
-        <w:tc>
-          <w:tcPr/>
-          <w:p>
-            <w:pPr>
-              <w:pStyle w:val="Compact"/>
-            </w:pPr>
-            <w:r>
-              <w:t xml:space="preserve">20%</w:t>
-            </w:r>
-          </w:p>
-        </w:tc>
-        <w:tc>
-          <w:tcPr/>
-          <w:p>
-            <w:pPr>
-              <w:pStyle w:val="Compact"/>
-            </w:pPr>
-            <w:r>
-              <w:t xml:space="preserve">$11.310.070</w:t>
-            </w:r>
-          </w:p>
-        </w:tc>
-      </w:tr>
-      <w:tr>
-        <w:tc>
-          <w:tcPr/>
-          <w:p>
-            <w:pPr>
-              <w:pStyle w:val="Compact"/>
-            </w:pPr>
-            <w:r>
-              <w:t xml:space="preserve">25% (caso base)</w:t>
-            </w:r>
-          </w:p>
-        </w:tc>
-        <w:tc>
-          <w:tcPr/>
-          <w:p>
-            <w:pPr>
-              <w:pStyle w:val="Compact"/>
-            </w:pPr>
-            <w:r>
-              <w:t xml:space="preserve">$8.751.704</w:t>
-            </w:r>
-          </w:p>
-        </w:tc>
-      </w:tr>
-      <w:tr>
-        <w:tc>
-          <w:tcPr/>
-          <w:p>
-            <w:pPr>
-              <w:pStyle w:val="Compact"/>
-            </w:pPr>
-            <w:r>
-              <w:t xml:space="preserve">30%</w:t>
-            </w:r>
-          </w:p>
-        </w:tc>
-        <w:tc>
-          <w:tcPr/>
-          <w:p>
-            <w:pPr>
-              <w:pStyle w:val="Compact"/>
-            </w:pPr>
-            <w:r>
-              <w:t xml:space="preserve">$6.615.956</w:t>
-            </w:r>
-          </w:p>
-        </w:tc>
-      </w:tr>
-      <w:tr>
-        <w:tc>
-          <w:tcPr/>
-          <w:p>
-            <w:pPr>
-              <w:pStyle w:val="Compact"/>
-            </w:pPr>
-            <w:r>
-              <w:t xml:space="preserve">35%</w:t>
-            </w:r>
-          </w:p>
-        </w:tc>
-        <w:tc>
-          <w:tcPr/>
-          <w:p>
-            <w:pPr>
-              <w:pStyle w:val="Compact"/>
-            </w:pPr>
-            <w:r>
-              <w:t xml:space="preserve">$4.816.034</w:t>
-            </w:r>
-          </w:p>
-        </w:tc>
-      </w:tr>
-      <w:tr>
-        <w:tc>
-          <w:tcPr/>
-          <w:p>
-            <w:pPr>
-              <w:pStyle w:val="Compact"/>
-            </w:pPr>
-            <w:r>
-              <w:t xml:space="preserve">40%</w:t>
-            </w:r>
-          </w:p>
-        </w:tc>
-        <w:tc>
-          <w:tcPr/>
-          <w:p>
-            <w:pPr>
-              <w:pStyle w:val="Compact"/>
-            </w:pPr>
-            <w:r>
-              <w:t xml:space="preserve">$3.285.836</w:t>
+              <w:t xml:space="preserve">Año</w:t>
+            </w:r>
+          </w:p>
+        </w:tc>
+        <w:tc>
+          <w:tcPr/>
+          <w:p>
+            <w:pPr>
+              <w:pStyle w:val="Compact"/>
+            </w:pPr>
+            <w:r>
+              <w:t xml:space="preserve">Flujo neto</w:t>
+            </w:r>
+          </w:p>
+        </w:tc>
+      </w:tr>
+      <w:tr>
+        <w:tc>
+          <w:tcPr/>
+          <w:p>
+            <w:pPr>
+              <w:pStyle w:val="Compact"/>
+            </w:pPr>
+            <w:r>
+              <w:t xml:space="preserve">0</w:t>
+            </w:r>
+          </w:p>
+        </w:tc>
+        <w:tc>
+          <w:tcPr/>
+          <w:p>
+            <w:pPr>
+              <w:pStyle w:val="Compact"/>
+            </w:pPr>
+            <w:r>
+              <w:t xml:space="preserve">−$12.000.000</w:t>
+            </w:r>
+          </w:p>
+        </w:tc>
+      </w:tr>
+      <w:tr>
+        <w:tc>
+          <w:tcPr/>
+          <w:p>
+            <w:pPr>
+              <w:pStyle w:val="Compact"/>
+            </w:pPr>
+            <w:r>
+              <w:t xml:space="preserve">1</w:t>
+            </w:r>
+          </w:p>
+        </w:tc>
+        <w:tc>
+          <w:tcPr/>
+          <w:p>
+            <w:pPr>
+              <w:pStyle w:val="Compact"/>
+            </w:pPr>
+            <w:r>
+              <w:t xml:space="preserve">$550.000</w:t>
+            </w:r>
+          </w:p>
+        </w:tc>
+      </w:tr>
+      <w:tr>
+        <w:tc>
+          <w:tcPr/>
+          <w:p>
+            <w:pPr>
+              <w:pStyle w:val="Compact"/>
+            </w:pPr>
+            <w:r>
+              <w:t xml:space="preserve">2</w:t>
+            </w:r>
+          </w:p>
+        </w:tc>
+        <w:tc>
+          <w:tcPr/>
+          <w:p>
+            <w:pPr>
+              <w:pStyle w:val="Compact"/>
+            </w:pPr>
+            <w:r>
+              <w:t xml:space="preserve">$3.442.800</w:t>
+            </w:r>
+          </w:p>
+        </w:tc>
+      </w:tr>
+      <w:tr>
+        <w:tc>
+          <w:tcPr/>
+          <w:p>
+            <w:pPr>
+              <w:pStyle w:val="Compact"/>
+            </w:pPr>
+            <w:r>
+              <w:t xml:space="preserve">3</w:t>
+            </w:r>
+          </w:p>
+        </w:tc>
+        <w:tc>
+          <w:tcPr/>
+          <w:p>
+            <w:pPr>
+              <w:pStyle w:val="Compact"/>
+            </w:pPr>
+            <w:r>
+              <w:t xml:space="preserve">$8.080.320</w:t>
+            </w:r>
+          </w:p>
+        </w:tc>
+      </w:tr>
+      <w:tr>
+        <w:tc>
+          <w:tcPr/>
+          <w:p>
+            <w:pPr>
+              <w:pStyle w:val="Compact"/>
+            </w:pPr>
+            <w:r>
+              <w:t xml:space="preserve">4</w:t>
+            </w:r>
+          </w:p>
+        </w:tc>
+        <w:tc>
+          <w:tcPr/>
+          <w:p>
+            <w:pPr>
+              <w:pStyle w:val="Compact"/>
+            </w:pPr>
+            <w:r>
+              <w:t xml:space="preserve">$9.134.746</w:t>
+            </w:r>
+          </w:p>
+        </w:tc>
+      </w:tr>
+      <w:tr>
+        <w:tc>
+          <w:tcPr/>
+          <w:p>
+            <w:pPr>
+              <w:pStyle w:val="Compact"/>
+            </w:pPr>
+            <w:r>
+              <w:t xml:space="preserve">5</w:t>
+            </w:r>
+          </w:p>
+        </w:tc>
+        <w:tc>
+          <w:tcPr/>
+          <w:p>
+            <w:pPr>
+              <w:pStyle w:val="Compact"/>
+            </w:pPr>
+            <w:r>
+              <w:t xml:space="preserve">$10.273.525</w:t>
             </w:r>
           </w:p>
         </w:tc>
@@ -6596,13 +8281,87 @@
         <w:pStyle w:val="BodyText"/>
       </w:pPr>
       <w:r>
-        <w:t xml:space="preserve">El VAN se mantiene positivo incluso con una tasa del 40%, lo que muestra que el</w:t>
-      </w:r>
-      <w:r>
-        <w:t xml:space="preserve"> </w:t>
-      </w:r>
-      <w:r>
-        <w:t xml:space="preserve">proyecto resiste exigencias de rentabilidad bastante mayores a la planteada.</w:t>
+        <w:rPr>
+          <w:b/>
+          <w:bCs/>
+        </w:rPr>
+        <w:t xml:space="preserve">VAN (25%): $1.888.060.</w:t>
+      </w:r>
+      <w:r>
+        <w:t xml:space="preserve"> </w:t>
+      </w:r>
+      <w:r>
+        <w:t xml:space="preserve">El proyecto sigue siendo viable, aunque con un VAN</w:t>
+      </w:r>
+      <w:r>
+        <w:t xml:space="preserve"> </w:t>
+      </w:r>
+      <w:r>
+        <w:t xml:space="preserve">muy reducido. La conclusión principal es que la capacitación y el acompañamiento</w:t>
+      </w:r>
+      <w:r>
+        <w:t xml:space="preserve"> </w:t>
+      </w:r>
+      <w:r>
+        <w:t xml:space="preserve">durante la puesta en marcha no son gastos secundarios: sin adopción efectiva del</w:t>
+      </w:r>
+      <w:r>
+        <w:t xml:space="preserve"> </w:t>
+      </w:r>
+      <w:r>
+        <w:t xml:space="preserve">sistema, el proyecto apenas cubre la inversión.</w:t>
+      </w:r>
+    </w:p>
+    <w:bookmarkEnd w:id="53"/>
+    <w:bookmarkStart w:id="54" w:name="X88d155636e8a8584bc59cc79464bb666db5a6e8"/>
+    <w:p>
+      <w:pPr>
+        <w:pStyle w:val="Heading4"/>
+      </w:pPr>
+      <w:r>
+        <w:t xml:space="preserve">Escenario 2 (negativo): sobrecosto de implementación</w:t>
+      </w:r>
+    </w:p>
+    <w:p>
+      <w:pPr>
+        <w:pStyle w:val="FirstParagraph"/>
+      </w:pPr>
+      <w:r>
+        <w:rPr>
+          <w:b/>
+          <w:bCs/>
+        </w:rPr>
+        <w:t xml:space="preserve">Por qué puede ocurrir.</w:t>
+      </w:r>
+      <w:r>
+        <w:t xml:space="preserve"> </w:t>
+      </w:r>
+      <w:r>
+        <w:t xml:space="preserve">Las implementaciones de sistemas suelen exceder el</w:t>
+      </w:r>
+      <w:r>
+        <w:t xml:space="preserve"> </w:t>
+      </w:r>
+      <w:r>
+        <w:t xml:space="preserve">presupuesto inicial por causas como la complejidad no prevista de la migración</w:t>
+      </w:r>
+      <w:r>
+        <w:t xml:space="preserve"> </w:t>
+      </w:r>
+      <w:r>
+        <w:t xml:space="preserve">de datos, renegociaciones con el proveedor o la necesidad de ajustes fuera del</w:t>
+      </w:r>
+      <w:r>
+        <w:t xml:space="preserve"> </w:t>
+      </w:r>
+      <w:r>
+        <w:t xml:space="preserve">alcance original. En este escenario la contingencia de $1.200.000 ya incluida se</w:t>
+      </w:r>
+      <w:r>
+        <w:t xml:space="preserve"> </w:t>
+      </w:r>
+      <w:r>
+        <w:t xml:space="preserve">agota y la inversión total termina siendo un 25% mayor a lo proyectado.</w:t>
       </w:r>
     </w:p>
     <w:p>
@@ -6610,13 +8369,129 @@
         <w:pStyle w:val="BodyText"/>
       </w:pPr>
       <w:r>
-        <w:t xml:space="preserve">El segundo análisis observa qué pasa si los beneficios estimados resultan</w:t>
-      </w:r>
-      <w:r>
-        <w:t xml:space="preserve"> </w:t>
-      </w:r>
-      <w:r>
-        <w:t xml:space="preserve">mayores o menores a los previstos, manteniendo la tasa en 25%:</w:t>
+        <w:rPr>
+          <w:b/>
+          <w:bCs/>
+        </w:rPr>
+        <w:t xml:space="preserve">Supuesto modificado.</w:t>
+      </w:r>
+      <w:r>
+        <w:t xml:space="preserve"> </w:t>
+      </w:r>
+      <w:r>
+        <w:t xml:space="preserve">La inversión inicial sube de $12.000.000 a $15.000.000</w:t>
+      </w:r>
+      <w:r>
+        <w:t xml:space="preserve"> </w:t>
+      </w:r>
+      <w:r>
+        <w:t xml:space="preserve">(incremento de $3.000.000 en el año 0). Los flujos operativos de los años 1 a 5</w:t>
+      </w:r>
+      <w:r>
+        <w:t xml:space="preserve"> </w:t>
+      </w:r>
+      <w:r>
+        <w:t xml:space="preserve">no cambian.</w:t>
+      </w:r>
+    </w:p>
+    <w:p>
+      <w:pPr>
+        <w:pStyle w:val="BodyText"/>
+      </w:pPr>
+      <w:r>
+        <w:rPr>
+          <w:b/>
+          <w:bCs/>
+        </w:rPr>
+        <w:t xml:space="preserve">VAN (25%): $5.751.704.</w:t>
+      </w:r>
+      <w:r>
+        <w:t xml:space="preserve"> </w:t>
+      </w:r>
+      <w:r>
+        <w:t xml:space="preserve">Aun con un sobrecosto del 25%, el proyecto continúa</w:t>
+      </w:r>
+      <w:r>
+        <w:t xml:space="preserve"> </w:t>
+      </w:r>
+      <w:r>
+        <w:t xml:space="preserve">siendo rentable. El margen del VAN base absorbe el incremento de inversión sin</w:t>
+      </w:r>
+      <w:r>
+        <w:t xml:space="preserve"> </w:t>
+      </w:r>
+      <w:r>
+        <w:t xml:space="preserve">que la conveniencia se revierta.</w:t>
+      </w:r>
+    </w:p>
+    <w:bookmarkEnd w:id="54"/>
+    <w:bookmarkStart w:id="55" w:name="X10200453100ad3d8cf8a872e28a6391eef57fb2"/>
+    <w:p>
+      <w:pPr>
+        <w:pStyle w:val="Heading4"/>
+      </w:pPr>
+      <w:r>
+        <w:t xml:space="preserve">Escenario 3 (negativo): caída sostenida de los beneficios</w:t>
+      </w:r>
+    </w:p>
+    <w:p>
+      <w:pPr>
+        <w:pStyle w:val="FirstParagraph"/>
+      </w:pPr>
+      <w:r>
+        <w:rPr>
+          <w:b/>
+          <w:bCs/>
+        </w:rPr>
+        <w:t xml:space="preserve">Por qué puede ocurrir.</w:t>
+      </w:r>
+      <w:r>
+        <w:t xml:space="preserve"> </w:t>
+      </w:r>
+      <w:r>
+        <w:t xml:space="preserve">El contexto comercial de la empresa puede</w:t>
+      </w:r>
+      <w:r>
+        <w:t xml:space="preserve"> </w:t>
+      </w:r>
+      <w:r>
+        <w:t xml:space="preserve">deteriorarse —pérdida de clientes clave, entrada de un competidor fuerte,</w:t>
+      </w:r>
+      <w:r>
+        <w:t xml:space="preserve"> </w:t>
+      </w:r>
+      <w:r>
+        <w:t xml:space="preserve">reducción del volumen de operaciones— o los beneficios pueden haber sido</w:t>
+      </w:r>
+      <w:r>
+        <w:t xml:space="preserve"> </w:t>
+      </w:r>
+      <w:r>
+        <w:t xml:space="preserve">estimados de forma optimista. Este escenario supone que los beneficios resultan</w:t>
+      </w:r>
+      <w:r>
+        <w:t xml:space="preserve"> </w:t>
+      </w:r>
+      <w:r>
+        <w:t xml:space="preserve">un 25% menores en todos los años del horizonte, sin recuperación.</w:t>
+      </w:r>
+    </w:p>
+    <w:p>
+      <w:pPr>
+        <w:pStyle w:val="BodyText"/>
+      </w:pPr>
+      <w:r>
+        <w:rPr>
+          <w:b/>
+          <w:bCs/>
+        </w:rPr>
+        <w:t xml:space="preserve">Supuesto modificado.</w:t>
+      </w:r>
+      <w:r>
+        <w:t xml:space="preserve"> </w:t>
+      </w:r>
+      <w:r>
+        <w:t xml:space="preserve">Todos los beneficios se reducen un 25%.</w:t>
       </w:r>
     </w:p>
     <w:tbl>
@@ -6640,6 +8515,591 @@
               <w:pStyle w:val="Compact"/>
             </w:pPr>
             <w:r>
+              <w:t xml:space="preserve">Año</w:t>
+            </w:r>
+          </w:p>
+        </w:tc>
+        <w:tc>
+          <w:tcPr/>
+          <w:p>
+            <w:pPr>
+              <w:pStyle w:val="Compact"/>
+            </w:pPr>
+            <w:r>
+              <w:t xml:space="preserve">Flujo neto</w:t>
+            </w:r>
+          </w:p>
+        </w:tc>
+      </w:tr>
+      <w:tr>
+        <w:tc>
+          <w:tcPr/>
+          <w:p>
+            <w:pPr>
+              <w:pStyle w:val="Compact"/>
+            </w:pPr>
+            <w:r>
+              <w:t xml:space="preserve">0</w:t>
+            </w:r>
+          </w:p>
+        </w:tc>
+        <w:tc>
+          <w:tcPr/>
+          <w:p>
+            <w:pPr>
+              <w:pStyle w:val="Compact"/>
+            </w:pPr>
+            <w:r>
+              <w:t xml:space="preserve">−$12.000.000</w:t>
+            </w:r>
+          </w:p>
+        </w:tc>
+      </w:tr>
+      <w:tr>
+        <w:tc>
+          <w:tcPr/>
+          <w:p>
+            <w:pPr>
+              <w:pStyle w:val="Compact"/>
+            </w:pPr>
+            <w:r>
+              <w:t xml:space="preserve">1</w:t>
+            </w:r>
+          </w:p>
+        </w:tc>
+        <w:tc>
+          <w:tcPr/>
+          <w:p>
+            <w:pPr>
+              <w:pStyle w:val="Compact"/>
+            </w:pPr>
+            <w:r>
+              <w:t xml:space="preserve">$3.375.000</w:t>
+            </w:r>
+          </w:p>
+        </w:tc>
+      </w:tr>
+      <w:tr>
+        <w:tc>
+          <w:tcPr/>
+          <w:p>
+            <w:pPr>
+              <w:pStyle w:val="Compact"/>
+            </w:pPr>
+            <w:r>
+              <w:t xml:space="preserve">2</w:t>
+            </w:r>
+          </w:p>
+        </w:tc>
+        <w:tc>
+          <w:tcPr/>
+          <w:p>
+            <w:pPr>
+              <w:pStyle w:val="Compact"/>
+            </w:pPr>
+            <w:r>
+              <w:t xml:space="preserve">$4.053.000</w:t>
+            </w:r>
+          </w:p>
+        </w:tc>
+      </w:tr>
+      <w:tr>
+        <w:tc>
+          <w:tcPr/>
+          <w:p>
+            <w:pPr>
+              <w:pStyle w:val="Compact"/>
+            </w:pPr>
+            <w:r>
+              <w:t xml:space="preserve">3</w:t>
+            </w:r>
+          </w:p>
+        </w:tc>
+        <w:tc>
+          <w:tcPr/>
+          <w:p>
+            <w:pPr>
+              <w:pStyle w:val="Compact"/>
+            </w:pPr>
+            <w:r>
+              <w:t xml:space="preserve">$4.785.240</w:t>
+            </w:r>
+          </w:p>
+        </w:tc>
+      </w:tr>
+      <w:tr>
+        <w:tc>
+          <w:tcPr/>
+          <w:p>
+            <w:pPr>
+              <w:pStyle w:val="Compact"/>
+            </w:pPr>
+            <w:r>
+              <w:t xml:space="preserve">4</w:t>
+            </w:r>
+          </w:p>
+        </w:tc>
+        <w:tc>
+          <w:tcPr/>
+          <w:p>
+            <w:pPr>
+              <w:pStyle w:val="Compact"/>
+            </w:pPr>
+            <w:r>
+              <w:t xml:space="preserve">$5.576.060</w:t>
+            </w:r>
+          </w:p>
+        </w:tc>
+      </w:tr>
+      <w:tr>
+        <w:tc>
+          <w:tcPr/>
+          <w:p>
+            <w:pPr>
+              <w:pStyle w:val="Compact"/>
+            </w:pPr>
+            <w:r>
+              <w:t xml:space="preserve">5</w:t>
+            </w:r>
+          </w:p>
+        </w:tc>
+        <w:tc>
+          <w:tcPr/>
+          <w:p>
+            <w:pPr>
+              <w:pStyle w:val="Compact"/>
+            </w:pPr>
+            <w:r>
+              <w:t xml:space="preserve">$6.430.144</w:t>
+            </w:r>
+          </w:p>
+        </w:tc>
+      </w:tr>
+    </w:tbl>
+    <w:p>
+      <w:pPr>
+        <w:pStyle w:val="BodyText"/>
+      </w:pPr>
+      <w:r>
+        <w:rPr>
+          <w:b/>
+          <w:bCs/>
+        </w:rPr>
+        <w:t xml:space="preserve">VAN (25%): $134.960.</w:t>
+      </w:r>
+      <w:r>
+        <w:t xml:space="preserve"> </w:t>
+      </w:r>
+      <w:r>
+        <w:t xml:space="preserve">Este es el escenario umbral: con una caída del 25%</w:t>
+      </w:r>
+      <w:r>
+        <w:t xml:space="preserve"> </w:t>
+      </w:r>
+      <w:r>
+        <w:t xml:space="preserve">en los beneficios el proyecto queda en el límite de la viabilidad. Cualquier</w:t>
+      </w:r>
+      <w:r>
+        <w:t xml:space="preserve"> </w:t>
+      </w:r>
+      <w:r>
+        <w:t xml:space="preserve">reducción adicional lo vuelve inviable, lo que indica que los beneficios son la</w:t>
+      </w:r>
+      <w:r>
+        <w:t xml:space="preserve"> </w:t>
+      </w:r>
+      <w:r>
+        <w:t xml:space="preserve">variable más sensible del modelo y que sus estimaciones merecen revisarse con</w:t>
+      </w:r>
+      <w:r>
+        <w:t xml:space="preserve"> </w:t>
+      </w:r>
+      <w:r>
+        <w:t xml:space="preserve">cuidado antes de tomar la decisión final.</w:t>
+      </w:r>
+    </w:p>
+    <w:bookmarkEnd w:id="55"/>
+    <w:bookmarkStart w:id="56" w:name="X0d8490270294ea47fbdb87b88caf7299ea4ce69"/>
+    <w:p>
+      <w:pPr>
+        <w:pStyle w:val="Heading4"/>
+      </w:pPr>
+      <w:r>
+        <w:t xml:space="preserve">Escenario 4 (positivo): crecimiento comercial apoyado en el tablero de control</w:t>
+      </w:r>
+    </w:p>
+    <w:p>
+      <w:pPr>
+        <w:pStyle w:val="FirstParagraph"/>
+      </w:pPr>
+      <w:r>
+        <w:rPr>
+          <w:b/>
+          <w:bCs/>
+        </w:rPr>
+        <w:t xml:space="preserve">Por qué puede ocurrir.</w:t>
+      </w:r>
+      <w:r>
+        <w:t xml:space="preserve"> </w:t>
+      </w:r>
+      <w:r>
+        <w:t xml:space="preserve">Una vez adoptado el sistema, el tablero de control</w:t>
+      </w:r>
+      <w:r>
+        <w:t xml:space="preserve"> </w:t>
+      </w:r>
+      <w:r>
+        <w:t xml:space="preserve">provee a la gerencia información que antes no tenía disponible: qué productos</w:t>
+      </w:r>
+      <w:r>
+        <w:t xml:space="preserve"> </w:t>
+      </w:r>
+      <w:r>
+        <w:t xml:space="preserve">tienen mayor margen, qué clientes generan más negocio, qué sucursal rinde mejor.</w:t>
+      </w:r>
+      <w:r>
+        <w:t xml:space="preserve"> </w:t>
+      </w:r>
+      <w:r>
+        <w:t xml:space="preserve">Con esa visibilidad, es razonable que la empresa tome decisiones comerciales más</w:t>
+      </w:r>
+      <w:r>
+        <w:t xml:space="preserve"> </w:t>
+      </w:r>
+      <w:r>
+        <w:t xml:space="preserve">acertadas y crezca más rápido que lo estimado. Este escenario eleva la tasa de</w:t>
+      </w:r>
+      <w:r>
+        <w:t xml:space="preserve"> </w:t>
+      </w:r>
+      <w:r>
+        <w:t xml:space="preserve">crecimiento anual de los beneficios del 8% al 12% a partir del segundo año.</w:t>
+      </w:r>
+    </w:p>
+    <w:p>
+      <w:pPr>
+        <w:pStyle w:val="BodyText"/>
+      </w:pPr>
+      <w:r>
+        <w:rPr>
+          <w:b/>
+          <w:bCs/>
+        </w:rPr>
+        <w:t xml:space="preserve">Supuesto modificado.</w:t>
+      </w:r>
+      <w:r>
+        <w:t xml:space="preserve"> </w:t>
+      </w:r>
+      <w:r>
+        <w:t xml:space="preserve">Los beneficios crecen un 12% anual desde el año 2 (en</w:t>
+      </w:r>
+      <w:r>
+        <w:t xml:space="preserve"> </w:t>
+      </w:r>
+      <w:r>
+        <w:t xml:space="preserve">lugar del 8% del caso base). El año 1 permanece igual.</w:t>
+      </w:r>
+    </w:p>
+    <w:tbl>
+      <w:tblPr>
+        <w:tblStyle w:val="Table"/>
+        <w:tblW w:type="auto" w:w="0"/>
+        <w:tblLook w:firstRow="1" w:lastRow="0" w:firstColumn="0" w:lastColumn="0" w:noHBand="0" w:noVBand="0" w:val="0020"/>
+      </w:tblPr>
+      <w:tblGrid>
+        <w:gridCol w:w="2640"/>
+        <w:gridCol w:w="2640"/>
+        <w:gridCol w:w="2640"/>
+      </w:tblGrid>
+      <w:tr>
+        <w:trPr>
+          <w:tblHeader w:val="on"/>
+        </w:trPr>
+        <w:tc>
+          <w:tcPr/>
+          <w:p>
+            <w:pPr>
+              <w:pStyle w:val="Compact"/>
+            </w:pPr>
+            <w:r>
+              <w:t xml:space="preserve">Año</w:t>
+            </w:r>
+          </w:p>
+        </w:tc>
+        <w:tc>
+          <w:tcPr/>
+          <w:p>
+            <w:pPr>
+              <w:pStyle w:val="Compact"/>
+            </w:pPr>
+            <w:r>
+              <w:t xml:space="preserve">Beneficios</w:t>
+            </w:r>
+          </w:p>
+        </w:tc>
+        <w:tc>
+          <w:tcPr/>
+          <w:p>
+            <w:pPr>
+              <w:pStyle w:val="Compact"/>
+            </w:pPr>
+            <w:r>
+              <w:t xml:space="preserve">Flujo neto</w:t>
+            </w:r>
+          </w:p>
+        </w:tc>
+      </w:tr>
+      <w:tr>
+        <w:tc>
+          <w:tcPr/>
+          <w:p>
+            <w:pPr>
+              <w:pStyle w:val="Compact"/>
+            </w:pPr>
+            <w:r>
+              <w:t xml:space="preserve">1</w:t>
+            </w:r>
+          </w:p>
+        </w:tc>
+        <w:tc>
+          <w:tcPr/>
+          <w:p>
+            <w:pPr>
+              <w:pStyle w:val="Compact"/>
+            </w:pPr>
+            <w:r>
+              <w:t xml:space="preserve">$11.300.000</w:t>
+            </w:r>
+          </w:p>
+        </w:tc>
+        <w:tc>
+          <w:tcPr/>
+          <w:p>
+            <w:pPr>
+              <w:pStyle w:val="Compact"/>
+            </w:pPr>
+            <w:r>
+              <w:t xml:space="preserve">$6.200.000</w:t>
+            </w:r>
+          </w:p>
+        </w:tc>
+      </w:tr>
+      <w:tr>
+        <w:tc>
+          <w:tcPr/>
+          <w:p>
+            <w:pPr>
+              <w:pStyle w:val="Compact"/>
+            </w:pPr>
+            <w:r>
+              <w:t xml:space="preserve">2</w:t>
+            </w:r>
+          </w:p>
+        </w:tc>
+        <w:tc>
+          <w:tcPr/>
+          <w:p>
+            <w:pPr>
+              <w:pStyle w:val="Compact"/>
+            </w:pPr>
+            <w:r>
+              <w:t xml:space="preserve">$12.656.000</w:t>
+            </w:r>
+          </w:p>
+        </w:tc>
+        <w:tc>
+          <w:tcPr/>
+          <w:p>
+            <w:pPr>
+              <w:pStyle w:val="Compact"/>
+            </w:pPr>
+            <w:r>
+              <w:t xml:space="preserve">$7.556.000</w:t>
+            </w:r>
+          </w:p>
+        </w:tc>
+      </w:tr>
+      <w:tr>
+        <w:tc>
+          <w:tcPr/>
+          <w:p>
+            <w:pPr>
+              <w:pStyle w:val="Compact"/>
+            </w:pPr>
+            <w:r>
+              <w:t xml:space="preserve">3</w:t>
+            </w:r>
+          </w:p>
+        </w:tc>
+        <w:tc>
+          <w:tcPr/>
+          <w:p>
+            <w:pPr>
+              <w:pStyle w:val="Compact"/>
+            </w:pPr>
+            <w:r>
+              <w:t xml:space="preserve">$14.174.720</w:t>
+            </w:r>
+          </w:p>
+        </w:tc>
+        <w:tc>
+          <w:tcPr/>
+          <w:p>
+            <w:pPr>
+              <w:pStyle w:val="Compact"/>
+            </w:pPr>
+            <w:r>
+              <w:t xml:space="preserve">$9.074.720</w:t>
+            </w:r>
+          </w:p>
+        </w:tc>
+      </w:tr>
+      <w:tr>
+        <w:tc>
+          <w:tcPr/>
+          <w:p>
+            <w:pPr>
+              <w:pStyle w:val="Compact"/>
+            </w:pPr>
+            <w:r>
+              <w:t xml:space="preserve">4</w:t>
+            </w:r>
+          </w:p>
+        </w:tc>
+        <w:tc>
+          <w:tcPr/>
+          <w:p>
+            <w:pPr>
+              <w:pStyle w:val="Compact"/>
+            </w:pPr>
+            <w:r>
+              <w:t xml:space="preserve">$15.875.686</w:t>
+            </w:r>
+          </w:p>
+        </w:tc>
+        <w:tc>
+          <w:tcPr/>
+          <w:p>
+            <w:pPr>
+              <w:pStyle w:val="Compact"/>
+            </w:pPr>
+            <w:r>
+              <w:t xml:space="preserve">$10.775.686</w:t>
+            </w:r>
+          </w:p>
+        </w:tc>
+      </w:tr>
+      <w:tr>
+        <w:tc>
+          <w:tcPr/>
+          <w:p>
+            <w:pPr>
+              <w:pStyle w:val="Compact"/>
+            </w:pPr>
+            <w:r>
+              <w:t xml:space="preserve">5</w:t>
+            </w:r>
+          </w:p>
+        </w:tc>
+        <w:tc>
+          <w:tcPr/>
+          <w:p>
+            <w:pPr>
+              <w:pStyle w:val="Compact"/>
+            </w:pPr>
+            <w:r>
+              <w:t xml:space="preserve">$17.780.769</w:t>
+            </w:r>
+          </w:p>
+        </w:tc>
+        <w:tc>
+          <w:tcPr/>
+          <w:p>
+            <w:pPr>
+              <w:pStyle w:val="Compact"/>
+            </w:pPr>
+            <w:r>
+              <w:t xml:space="preserve">$12.680.769</w:t>
+            </w:r>
+          </w:p>
+        </w:tc>
+      </w:tr>
+    </w:tbl>
+    <w:p>
+      <w:pPr>
+        <w:pStyle w:val="BodyText"/>
+      </w:pPr>
+      <w:r>
+        <w:rPr>
+          <w:b/>
+          <w:bCs/>
+        </w:rPr>
+        <w:t xml:space="preserve">VAN (25%): $11.011.129.</w:t>
+      </w:r>
+      <w:r>
+        <w:t xml:space="preserve"> </w:t>
+      </w:r>
+      <w:r>
+        <w:t xml:space="preserve">El VAN crece un 26% respecto del caso base, pasando</w:t>
+      </w:r>
+      <w:r>
+        <w:t xml:space="preserve"> </w:t>
+      </w:r>
+      <w:r>
+        <w:t xml:space="preserve">de $8,75M a $11M. Este resultado no requiere condiciones extraordinarias: solo</w:t>
+      </w:r>
+      <w:r>
+        <w:t xml:space="preserve"> </w:t>
+      </w:r>
+      <w:r>
+        <w:t xml:space="preserve">que el tablero de control cumpla la función para la que fue diseñado y que la</w:t>
+      </w:r>
+      <w:r>
+        <w:t xml:space="preserve"> </w:t>
+      </w:r>
+      <w:r>
+        <w:t xml:space="preserve">gerencia aproveche la información disponible para tomar mejores decisiones</w:t>
+      </w:r>
+      <w:r>
+        <w:t xml:space="preserve"> </w:t>
+      </w:r>
+      <w:r>
+        <w:t xml:space="preserve">comerciales.</w:t>
+      </w:r>
+    </w:p>
+    <w:bookmarkEnd w:id="56"/>
+    <w:bookmarkStart w:id="57" w:name="resumen-de-escenarios"/>
+    <w:p>
+      <w:pPr>
+        <w:pStyle w:val="Heading4"/>
+      </w:pPr>
+      <w:r>
+        <w:t xml:space="preserve">Resumen de escenarios</w:t>
+      </w:r>
+    </w:p>
+    <w:tbl>
+      <w:tblPr>
+        <w:tblStyle w:val="Table"/>
+        <w:tblW w:type="auto" w:w="0"/>
+        <w:tblLook w:firstRow="1" w:lastRow="0" w:firstColumn="0" w:lastColumn="0" w:noHBand="0" w:noVBand="0" w:val="0020"/>
+      </w:tblPr>
+      <w:tblGrid>
+        <w:gridCol w:w="1980"/>
+        <w:gridCol w:w="1980"/>
+        <w:gridCol w:w="1980"/>
+        <w:gridCol w:w="1980"/>
+      </w:tblGrid>
+      <w:tr>
+        <w:trPr>
+          <w:tblHeader w:val="on"/>
+        </w:trPr>
+        <w:tc>
+          <w:tcPr/>
+          <w:p>
+            <w:pPr>
+              <w:pStyle w:val="Compact"/>
+            </w:pPr>
+            <w:r>
               <w:t xml:space="preserve">Escenario</w:t>
             </w:r>
           </w:p>
@@ -6651,68 +9111,191 @@
               <w:pStyle w:val="Compact"/>
             </w:pPr>
             <w:r>
-              <w:t xml:space="preserve">VAN</w:t>
-            </w:r>
-          </w:p>
-        </w:tc>
-      </w:tr>
-      <w:tr>
-        <w:tc>
-          <w:tcPr/>
-          <w:p>
-            <w:pPr>
-              <w:pStyle w:val="Compact"/>
-            </w:pPr>
-            <w:r>
-              <w:t xml:space="preserve">Beneficios -20%</w:t>
-            </w:r>
-          </w:p>
-        </w:tc>
-        <w:tc>
-          <w:tcPr/>
-          <w:p>
-            <w:pPr>
-              <w:pStyle w:val="Compact"/>
-            </w:pPr>
-            <w:r>
-              <w:t xml:space="preserve">$1.858.298</w:t>
-            </w:r>
-          </w:p>
-        </w:tc>
-      </w:tr>
-      <w:tr>
-        <w:tc>
-          <w:tcPr/>
-          <w:p>
-            <w:pPr>
-              <w:pStyle w:val="Compact"/>
-            </w:pPr>
-            <w:r>
-              <w:t xml:space="preserve">Beneficios -10%</w:t>
-            </w:r>
-          </w:p>
-        </w:tc>
-        <w:tc>
-          <w:tcPr/>
-          <w:p>
-            <w:pPr>
-              <w:pStyle w:val="Compact"/>
-            </w:pPr>
-            <w:r>
-              <w:t xml:space="preserve">$5.305.001</w:t>
-            </w:r>
-          </w:p>
-        </w:tc>
-      </w:tr>
-      <w:tr>
-        <w:tc>
-          <w:tcPr/>
-          <w:p>
-            <w:pPr>
-              <w:pStyle w:val="Compact"/>
-            </w:pPr>
-            <w:r>
-              <w:t xml:space="preserve">Base (100%)</w:t>
+              <w:t xml:space="preserve">Variable modificada</w:t>
+            </w:r>
+          </w:p>
+        </w:tc>
+        <w:tc>
+          <w:tcPr/>
+          <w:p>
+            <w:pPr>
+              <w:pStyle w:val="Compact"/>
+            </w:pPr>
+            <w:r>
+              <w:t xml:space="preserve">VAN resultante</w:t>
+            </w:r>
+          </w:p>
+        </w:tc>
+        <w:tc>
+          <w:tcPr/>
+          <w:p>
+            <w:pPr>
+              <w:pStyle w:val="Compact"/>
+            </w:pPr>
+            <w:r>
+              <w:t xml:space="preserve">Variación vs. base</w:t>
+            </w:r>
+          </w:p>
+        </w:tc>
+      </w:tr>
+      <w:tr>
+        <w:tc>
+          <w:tcPr/>
+          <w:p>
+            <w:pPr>
+              <w:pStyle w:val="Compact"/>
+            </w:pPr>
+            <w:r>
+              <w:t xml:space="preserve">1. Adopción lenta</w:t>
+            </w:r>
+          </w:p>
+        </w:tc>
+        <w:tc>
+          <w:tcPr/>
+          <w:p>
+            <w:pPr>
+              <w:pStyle w:val="Compact"/>
+            </w:pPr>
+            <w:r>
+              <w:t xml:space="preserve">Benef. año 1 al 50%, año 2 al 70%; luego base</w:t>
+            </w:r>
+          </w:p>
+        </w:tc>
+        <w:tc>
+          <w:tcPr/>
+          <w:p>
+            <w:pPr>
+              <w:pStyle w:val="Compact"/>
+            </w:pPr>
+            <w:r>
+              <w:t xml:space="preserve">$1.888.060</w:t>
+            </w:r>
+          </w:p>
+        </w:tc>
+        <w:tc>
+          <w:tcPr/>
+          <w:p>
+            <w:pPr>
+              <w:pStyle w:val="Compact"/>
+            </w:pPr>
+            <w:r>
+              <w:t xml:space="preserve">−78%</w:t>
+            </w:r>
+          </w:p>
+        </w:tc>
+      </w:tr>
+      <w:tr>
+        <w:tc>
+          <w:tcPr/>
+          <w:p>
+            <w:pPr>
+              <w:pStyle w:val="Compact"/>
+            </w:pPr>
+            <w:r>
+              <w:t xml:space="preserve">2. Sobrecosto de implementación</w:t>
+            </w:r>
+          </w:p>
+        </w:tc>
+        <w:tc>
+          <w:tcPr/>
+          <w:p>
+            <w:pPr>
+              <w:pStyle w:val="Compact"/>
+            </w:pPr>
+            <w:r>
+              <w:t xml:space="preserve">Inversión inicial +25% ($15.000.000)</w:t>
+            </w:r>
+          </w:p>
+        </w:tc>
+        <w:tc>
+          <w:tcPr/>
+          <w:p>
+            <w:pPr>
+              <w:pStyle w:val="Compact"/>
+            </w:pPr>
+            <w:r>
+              <w:t xml:space="preserve">$5.751.704</w:t>
+            </w:r>
+          </w:p>
+        </w:tc>
+        <w:tc>
+          <w:tcPr/>
+          <w:p>
+            <w:pPr>
+              <w:pStyle w:val="Compact"/>
+            </w:pPr>
+            <w:r>
+              <w:t xml:space="preserve">−34%</w:t>
+            </w:r>
+          </w:p>
+        </w:tc>
+      </w:tr>
+      <w:tr>
+        <w:tc>
+          <w:tcPr/>
+          <w:p>
+            <w:pPr>
+              <w:pStyle w:val="Compact"/>
+            </w:pPr>
+            <w:r>
+              <w:t xml:space="preserve">3. Caída sostenida de beneficios</w:t>
+            </w:r>
+          </w:p>
+        </w:tc>
+        <w:tc>
+          <w:tcPr/>
+          <w:p>
+            <w:pPr>
+              <w:pStyle w:val="Compact"/>
+            </w:pPr>
+            <w:r>
+              <w:t xml:space="preserve">Beneficios −25% en todos los años</w:t>
+            </w:r>
+          </w:p>
+        </w:tc>
+        <w:tc>
+          <w:tcPr/>
+          <w:p>
+            <w:pPr>
+              <w:pStyle w:val="Compact"/>
+            </w:pPr>
+            <w:r>
+              <w:t xml:space="preserve">$134.960</w:t>
+            </w:r>
+          </w:p>
+        </w:tc>
+        <w:tc>
+          <w:tcPr/>
+          <w:p>
+            <w:pPr>
+              <w:pStyle w:val="Compact"/>
+            </w:pPr>
+            <w:r>
+              <w:t xml:space="preserve">−98%</w:t>
+            </w:r>
+          </w:p>
+        </w:tc>
+      </w:tr>
+      <w:tr>
+        <w:tc>
+          <w:tcPr/>
+          <w:p>
+            <w:pPr>
+              <w:pStyle w:val="Compact"/>
+            </w:pPr>
+            <w:r>
+              <w:t xml:space="preserve">Base</w:t>
+            </w:r>
+          </w:p>
+        </w:tc>
+        <w:tc>
+          <w:tcPr/>
+          <w:p>
+            <w:pPr>
+              <w:pStyle w:val="Compact"/>
+            </w:pPr>
+            <w:r>
+              <w:t xml:space="preserve">—</w:t>
             </w:r>
           </w:p>
         </w:tc>
@@ -6727,51 +9310,60 @@
             </w:r>
           </w:p>
         </w:tc>
-      </w:tr>
-      <w:tr>
-        <w:tc>
-          <w:tcPr/>
-          <w:p>
-            <w:pPr>
-              <w:pStyle w:val="Compact"/>
-            </w:pPr>
-            <w:r>
-              <w:t xml:space="preserve">Beneficios +10%</w:t>
-            </w:r>
-          </w:p>
-        </w:tc>
-        <w:tc>
-          <w:tcPr/>
-          <w:p>
-            <w:pPr>
-              <w:pStyle w:val="Compact"/>
-            </w:pPr>
-            <w:r>
-              <w:t xml:space="preserve">$12.198.408</w:t>
-            </w:r>
-          </w:p>
-        </w:tc>
-      </w:tr>
-      <w:tr>
-        <w:tc>
-          <w:tcPr/>
-          <w:p>
-            <w:pPr>
-              <w:pStyle w:val="Compact"/>
-            </w:pPr>
-            <w:r>
-              <w:t xml:space="preserve">Beneficios +20%</w:t>
-            </w:r>
-          </w:p>
-        </w:tc>
-        <w:tc>
-          <w:tcPr/>
-          <w:p>
-            <w:pPr>
-              <w:pStyle w:val="Compact"/>
-            </w:pPr>
-            <w:r>
-              <w:t xml:space="preserve">$15.645.111</w:t>
+        <w:tc>
+          <w:tcPr/>
+          <w:p>
+            <w:pPr>
+              <w:pStyle w:val="Compact"/>
+            </w:pPr>
+            <w:r>
+              <w:t xml:space="preserve">—</w:t>
+            </w:r>
+          </w:p>
+        </w:tc>
+      </w:tr>
+      <w:tr>
+        <w:tc>
+          <w:tcPr/>
+          <w:p>
+            <w:pPr>
+              <w:pStyle w:val="Compact"/>
+            </w:pPr>
+            <w:r>
+              <w:t xml:space="preserve">4. Crecimiento acelerado</w:t>
+            </w:r>
+          </w:p>
+        </w:tc>
+        <w:tc>
+          <w:tcPr/>
+          <w:p>
+            <w:pPr>
+              <w:pStyle w:val="Compact"/>
+            </w:pPr>
+            <w:r>
+              <w:t xml:space="preserve">Crecimiento anual 12% desde el año 2 (vs. 8%)</w:t>
+            </w:r>
+          </w:p>
+        </w:tc>
+        <w:tc>
+          <w:tcPr/>
+          <w:p>
+            <w:pPr>
+              <w:pStyle w:val="Compact"/>
+            </w:pPr>
+            <w:r>
+              <w:t xml:space="preserve">$11.011.129</w:t>
+            </w:r>
+          </w:p>
+        </w:tc>
+        <w:tc>
+          <w:tcPr/>
+          <w:p>
+            <w:pPr>
+              <w:pStyle w:val="Compact"/>
+            </w:pPr>
+            <w:r>
+              <w:t xml:space="preserve">+26%</w:t>
             </w:r>
           </w:p>
         </w:tc>
@@ -6782,35 +9374,42 @@
         <w:pStyle w:val="BodyText"/>
       </w:pPr>
       <w:r>
-        <w:t xml:space="preserve">Aun en el escenario más desfavorable, con beneficios un 20% por debajo de lo</w:t>
-      </w:r>
-      <w:r>
-        <w:t xml:space="preserve"> </w:t>
-      </w:r>
-      <w:r>
-        <w:t xml:space="preserve">estimado, el VAN sigue siendo positivo. Esto le da robustez a la conclusión: el</w:t>
-      </w:r>
-      <w:r>
-        <w:t xml:space="preserve"> </w:t>
-      </w:r>
-      <w:r>
-        <w:t xml:space="preserve">proyecto convendría incluso si las estimaciones de beneficios resultaran algo</w:t>
-      </w:r>
-      <w:r>
-        <w:t xml:space="preserve"> </w:t>
-      </w:r>
-      <w:r>
-        <w:t xml:space="preserve">optimistas.</w:t>
-      </w:r>
-    </w:p>
-    <w:bookmarkEnd w:id="48"/>
-    <w:bookmarkStart w:id="49" w:name="Xccdf8f540aefc3e362af74242d6c3d260f795fa"/>
+        <w:t xml:space="preserve">Los escenarios 1 y 2 muestran que el proyecto se sostiene frente a sus riesgos</w:t>
+      </w:r>
+      <w:r>
+        <w:t xml:space="preserve"> </w:t>
+      </w:r>
+      <w:r>
+        <w:t xml:space="preserve">más probables. El escenario 3 señala que los beneficios son la variable más</w:t>
+      </w:r>
+      <w:r>
+        <w:t xml:space="preserve"> </w:t>
+      </w:r>
+      <w:r>
+        <w:t xml:space="preserve">crítica: una caída generalizada del 25% lleva el VAN al límite. El escenario 4</w:t>
+      </w:r>
+      <w:r>
+        <w:t xml:space="preserve"> </w:t>
+      </w:r>
+      <w:r>
+        <w:t xml:space="preserve">indica que el potencial alcista existe y es alcanzable sin condiciones</w:t>
+      </w:r>
+      <w:r>
+        <w:t xml:space="preserve"> </w:t>
+      </w:r>
+      <w:r>
+        <w:t xml:space="preserve">excepcionales.</w:t>
+      </w:r>
+    </w:p>
+    <w:bookmarkEnd w:id="57"/>
+    <w:bookmarkEnd w:id="58"/>
+    <w:bookmarkStart w:id="59" w:name="X009b83bc55a6d4fe008afc9ab487820cf1bc442"/>
     <w:p>
       <w:pPr>
         <w:pStyle w:val="Heading3"/>
       </w:pPr>
       <w:r>
-        <w:t xml:space="preserve">9.5 Análisis de riesgo</w:t>
+        <w:t xml:space="preserve">9.6 Análisis de riesgo</w:t>
       </w:r>
     </w:p>
     <w:p>
@@ -6916,23 +9515,35 @@
         <w:pStyle w:val="FirstParagraph"/>
       </w:pPr>
       <w:r>
-        <w:t xml:space="preserve">El análisis de sensibilidad muestra que, aun considerando estos riesgos, el</w:t>
-      </w:r>
-      <w:r>
-        <w:t xml:space="preserve"> </w:t>
-      </w:r>
-      <w:r>
-        <w:t xml:space="preserve">proyecto mantiene un margen amplio antes de dejar de ser conveniente.</w:t>
-      </w:r>
-    </w:p>
-    <w:bookmarkEnd w:id="49"/>
-    <w:bookmarkStart w:id="50" w:name="X40645c309f1c7d8919d54b3f146c335fc046b82"/>
+        <w:t xml:space="preserve">El análisis de escenarios muestra que, aun considerando estos riesgos, el</w:t>
+      </w:r>
+      <w:r>
+        <w:t xml:space="preserve"> </w:t>
+      </w:r>
+      <w:r>
+        <w:t xml:space="preserve">proyecto mantiene un margen antes de dejar de ser conveniente, salvo ante una</w:t>
+      </w:r>
+      <w:r>
+        <w:t xml:space="preserve"> </w:t>
+      </w:r>
+      <w:r>
+        <w:t xml:space="preserve">caída sostenida de los beneficios del orden del 25%, que es el umbral de</w:t>
+      </w:r>
+      <w:r>
+        <w:t xml:space="preserve"> </w:t>
+      </w:r>
+      <w:r>
+        <w:t xml:space="preserve">viabilidad del modelo.</w:t>
+      </w:r>
+    </w:p>
+    <w:bookmarkEnd w:id="59"/>
+    <w:bookmarkStart w:id="60" w:name="X41a04a6b516bb3f646b17dc85ffe41a50095dc2"/>
     <w:p>
       <w:pPr>
         <w:pStyle w:val="Heading3"/>
       </w:pPr>
       <w:r>
-        <w:t xml:space="preserve">9.6 Conclusión de la evaluación</w:t>
+        <w:t xml:space="preserve">9.7 Conclusión de la evaluación</w:t>
       </w:r>
     </w:p>
     <w:p>
@@ -6946,31 +9557,31 @@
         <w:t xml:space="preserve"> </w:t>
       </w:r>
       <w:r>
-        <w:t xml:space="preserve">presenta un VAN positivo de $8.751.704, una TIR del 54,2% muy superior a la tasa</w:t>
-      </w:r>
-      <w:r>
-        <w:t xml:space="preserve"> </w:t>
-      </w:r>
-      <w:r>
-        <w:t xml:space="preserve">de descuento del 25%, un recupero de la inversión dentro de los primeros años y</w:t>
-      </w:r>
-      <w:r>
-        <w:t xml:space="preserve"> </w:t>
-      </w:r>
-      <w:r>
-        <w:t xml:space="preserve">una relación beneficio-costo de 1,34. Los análisis de sensibilidad confirman que</w:t>
-      </w:r>
-      <w:r>
-        <w:t xml:space="preserve"> </w:t>
-      </w:r>
-      <w:r>
-        <w:t xml:space="preserve">estos resultados se sostienen frente a tasas más altas y a beneficios menores a</w:t>
-      </w:r>
-      <w:r>
-        <w:t xml:space="preserve"> </w:t>
-      </w:r>
-      <w:r>
-        <w:t xml:space="preserve">los estimados.</w:t>
+        <w:t xml:space="preserve">presenta un VAN positivo de $8.751.704, una TIR del 54,2% muy superior a la</w:t>
+      </w:r>
+      <w:r>
+        <w:t xml:space="preserve"> </w:t>
+      </w:r>
+      <w:r>
+        <w:t xml:space="preserve">tasa de descuento del 25%, un recupero de la inversión dentro de los primeros</w:t>
+      </w:r>
+      <w:r>
+        <w:t xml:space="preserve"> </w:t>
+      </w:r>
+      <w:r>
+        <w:t xml:space="preserve">años y una relación beneficio-costo de 1,34. El análisis de escenarios confirma</w:t>
+      </w:r>
+      <w:r>
+        <w:t xml:space="preserve"> </w:t>
+      </w:r>
+      <w:r>
+        <w:t xml:space="preserve">que los resultados se sostienen frente a sus riesgos más probables y solo se</w:t>
+      </w:r>
+      <w:r>
+        <w:t xml:space="preserve"> </w:t>
+      </w:r>
+      <w:r>
+        <w:t xml:space="preserve">deterioran significativamente ante una caída generalizada de beneficios del 25%.</w:t>
       </w:r>
     </w:p>
     <w:p>
@@ -6978,30 +9589,68 @@
         <w:pStyle w:val="BodyText"/>
       </w:pPr>
       <w:r>
+        <w:t xml:space="preserve">En cuanto al financiamiento, el análisis muestra que endeudarse al 41% es</w:t>
+      </w:r>
+      <w:r>
+        <w:t xml:space="preserve"> </w:t>
+      </w:r>
+      <w:r>
+        <w:t xml:space="preserve">conveniente dado que la TIR del proyecto supera el costo de la deuda. Con el 70%</w:t>
+      </w:r>
+      <w:r>
+        <w:t xml:space="preserve"> </w:t>
+      </w:r>
+      <w:r>
+        <w:t xml:space="preserve">financiado mediante préstamo en sistema francés, la TIR sobre el capital propio</w:t>
+      </w:r>
+      <w:r>
+        <w:t xml:space="preserve"> </w:t>
+      </w:r>
+      <w:r>
+        <w:t xml:space="preserve">asciende al 77%, lo que demuestra un apalancamiento financiero positivo y hace</w:t>
+      </w:r>
+      <w:r>
+        <w:t xml:space="preserve"> </w:t>
+      </w:r>
+      <w:r>
+        <w:t xml:space="preserve">viable encarar la inversión sin disponer de la totalidad del capital.</w:t>
+      </w:r>
+    </w:p>
+    <w:p>
+      <w:pPr>
+        <w:pStyle w:val="BodyText"/>
+      </w:pPr>
+      <w:r>
         <w:t xml:space="preserve">Por todo esto, se considera que la implementación del SIGC es económicamente</w:t>
       </w:r>
       <w:r>
         <w:t xml:space="preserve"> </w:t>
       </w:r>
       <w:r>
-        <w:t xml:space="preserve">viable y conveniente para la empresa, y se recomienda llevarla adelante</w:t>
-      </w:r>
-      <w:r>
-        <w:t xml:space="preserve"> </w:t>
-      </w:r>
-      <w:r>
-        <w:t xml:space="preserve">acompañando la inversión con la capacitación y el seguimiento necesarios para</w:t>
-      </w:r>
-      <w:r>
-        <w:t xml:space="preserve"> </w:t>
-      </w:r>
-      <w:r>
-        <w:t xml:space="preserve">que los beneficios proyectados se concreten.</w:t>
-      </w:r>
-    </w:p>
-    <w:bookmarkEnd w:id="50"/>
-    <w:bookmarkEnd w:id="51"/>
-    <w:bookmarkStart w:id="52" w:name="Xe0dd44fb2a5f0bbd744f579b136182eecb2e69a"/>
+        <w:t xml:space="preserve">viable y conveniente para la empresa. Se recomienda llevarla adelante con la</w:t>
+      </w:r>
+      <w:r>
+        <w:t xml:space="preserve"> </w:t>
+      </w:r>
+      <w:r>
+        <w:t xml:space="preserve">estructura de financiamiento propuesta y acompañando la inversión con la</w:t>
+      </w:r>
+      <w:r>
+        <w:t xml:space="preserve"> </w:t>
+      </w:r>
+      <w:r>
+        <w:t xml:space="preserve">capacitación y el seguimiento necesarios para que los beneficios proyectados se</w:t>
+      </w:r>
+      <w:r>
+        <w:t xml:space="preserve"> </w:t>
+      </w:r>
+      <w:r>
+        <w:t xml:space="preserve">concreten.</w:t>
+      </w:r>
+    </w:p>
+    <w:bookmarkEnd w:id="60"/>
+    <w:bookmarkEnd w:id="61"/>
+    <w:bookmarkStart w:id="62" w:name="Xe0dd44fb2a5f0bbd744f579b136182eecb2e69a"/>
     <w:p>
       <w:pPr>
         <w:pStyle w:val="Heading2"/>
@@ -7139,19 +9788,37 @@
         <w:t xml:space="preserve"> </w:t>
       </w:r>
       <w:r>
-        <w:t xml:space="preserve">beneficio-costo de 1,34 y los análisis de sensibilidad refuerzan esa conclusión,</w:t>
-      </w:r>
-      <w:r>
-        <w:t xml:space="preserve"> </w:t>
-      </w:r>
-      <w:r>
-        <w:t xml:space="preserve">ya que el VAN se mantiene positivo aun con tasas más altas o con beneficios</w:t>
-      </w:r>
-      <w:r>
-        <w:t xml:space="preserve"> </w:t>
-      </w:r>
-      <w:r>
-        <w:t xml:space="preserve">menores a los estimados.</w:t>
+        <w:t xml:space="preserve">beneficio-costo de 1,34 y el análisis de escenarios refuerzan esa conclusión:</w:t>
+      </w:r>
+      <w:r>
+        <w:t xml:space="preserve"> </w:t>
+      </w:r>
+      <w:r>
+        <w:t xml:space="preserve">aun ante un sobrecosto del 25% o demoras en la adopción del sistema, el VAN se</w:t>
+      </w:r>
+      <w:r>
+        <w:t xml:space="preserve"> </w:t>
+      </w:r>
+      <w:r>
+        <w:t xml:space="preserve">mantiene positivo. Adicionalmente, financiar el 70% de la inversión con préstamo</w:t>
+      </w:r>
+      <w:r>
+        <w:t xml:space="preserve"> </w:t>
+      </w:r>
+      <w:r>
+        <w:t xml:space="preserve">al 41% en sistema francés eleva la TIR sobre el capital propio al 77%,</w:t>
+      </w:r>
+      <w:r>
+        <w:t xml:space="preserve"> </w:t>
+      </w:r>
+      <w:r>
+        <w:t xml:space="preserve">aprovechando el apalancamiento positivo que brinda un proyecto cuya rentabilidad</w:t>
+      </w:r>
+      <w:r>
+        <w:t xml:space="preserve"> </w:t>
+      </w:r>
+      <w:r>
+        <w:t xml:space="preserve">supera el costo de la deuda.</w:t>
       </w:r>
     </w:p>
     <w:p>
@@ -7254,8 +9921,8 @@
         <w:t xml:space="preserve">inversión que mejora la operación del negocio y genera valor para la empresa.</w:t>
       </w:r>
     </w:p>
-    <w:bookmarkEnd w:id="52"/>
-    <w:bookmarkStart w:id="55" w:name="X62e979930b1c8d680afa88a4721f6cfee2c0d71"/>
+    <w:bookmarkEnd w:id="62"/>
+    <w:bookmarkStart w:id="65" w:name="X62e979930b1c8d680afa88a4721f6cfee2c0d71"/>
     <w:p>
       <w:pPr>
         <w:pStyle w:val="Heading2"/>
@@ -7290,7 +9957,7 @@
         <w:t xml:space="preserve">presentaciones de las clases. A continuación se detallan las fuentes consultadas.</w:t>
       </w:r>
     </w:p>
-    <w:bookmarkStart w:id="53" w:name="documentos-del-proyecto-integrador"/>
+    <w:bookmarkStart w:id="63" w:name="documentos-del-proyecto-integrador"/>
     <w:p>
       <w:pPr>
         <w:pStyle w:val="Heading3"/>
@@ -7353,8 +10020,8 @@
         <w:t xml:space="preserve">proyecto. UTN, Facultad Regional San Rafael.</w:t>
       </w:r>
     </w:p>
-    <w:bookmarkEnd w:id="53"/>
-    <w:bookmarkStart w:id="54" w:name="material-teórico-de-la-cátedra"/>
+    <w:bookmarkEnd w:id="63"/>
+    <w:bookmarkStart w:id="64" w:name="material-teórico-de-la-cátedra"/>
     <w:p>
       <w:pPr>
         <w:pStyle w:val="Heading3"/>
@@ -7651,9 +10318,9 @@
         <w:t xml:space="preserve">Rafael.</w:t>
       </w:r>
     </w:p>
-    <w:bookmarkEnd w:id="54"/>
-    <w:bookmarkEnd w:id="55"/>
-    <w:bookmarkStart w:id="58" w:name="X9edbf262dfb17cefd9018ba604ef9b142bba7bc"/>
+    <w:bookmarkEnd w:id="64"/>
+    <w:bookmarkEnd w:id="65"/>
+    <w:bookmarkStart w:id="68" w:name="X9edbf262dfb17cefd9018ba604ef9b142bba7bc"/>
     <w:p>
       <w:pPr>
         <w:pStyle w:val="Heading2"/>
@@ -7676,7 +10343,7 @@
         <w:t xml:space="preserve">financiero completo, que sirvió de base para las secciones 8 y 9.</w:t>
       </w:r>
     </w:p>
-    <w:bookmarkStart w:id="56" w:name="Xb5b44f2cf210f03dc91f751bdbdcd1f37e8c63b"/>
+    <w:bookmarkStart w:id="66" w:name="Xb5b44f2cf210f03dc91f751bdbdcd1f37e8c63b"/>
     <w:p>
       <w:pPr>
         <w:pStyle w:val="Heading3"/>
@@ -7815,8 +10482,8 @@
         <w:t xml:space="preserve">beneficios.</w:t>
       </w:r>
     </w:p>
-    <w:bookmarkEnd w:id="56"/>
-    <w:bookmarkStart w:id="57" w:name="anexo-ii-resumen-de-resultados"/>
+    <w:bookmarkEnd w:id="66"/>
+    <w:bookmarkStart w:id="67" w:name="anexo-ii-resumen-de-resultados"/>
     <w:p>
       <w:pPr>
         <w:pStyle w:val="Heading3"/>
@@ -8077,9 +10744,9 @@
         <w:t xml:space="preserve">desarrollados en las secciones 8 y 9 surgen de esta misma planilla.</w:t>
       </w:r>
     </w:p>
-    <w:bookmarkEnd w:id="57"/>
-    <w:bookmarkEnd w:id="58"/>
-    <w:bookmarkEnd w:id="59"/>
+    <w:bookmarkEnd w:id="67"/>
+    <w:bookmarkEnd w:id="68"/>
+    <w:bookmarkEnd w:id="69"/>
     <w:sectPr>
       <w:footnotePr>
         <w:numRestart w:val="eachSect"/>

--- a/Proyecto Integrador/Proyecto Integrador - Sistema Integral de Gestión Comercial.docx
+++ b/Proyecto Integrador/Proyecto Integrador - Sistema Integral de Gestión Comercial.docx
@@ -2,7 +2,7 @@
 <file path=word/document.xml><?xml version="1.0" encoding="utf-8"?>
 <w:document xmlns:w="http://schemas.openxmlformats.org/wordprocessingml/2006/main" xmlns:m="http://schemas.openxmlformats.org/officeDocument/2006/math" xmlns:r="http://schemas.openxmlformats.org/officeDocument/2006/relationships" xmlns:o="urn:schemas-microsoft-com:office:office" xmlns:v="urn:schemas-microsoft-com:vml" xmlns:w10="urn:schemas-microsoft-com:office:word" xmlns:a="http://schemas.openxmlformats.org/drawingml/2006/main" xmlns:pic="http://schemas.openxmlformats.org/drawingml/2006/picture" xmlns:wp="http://schemas.openxmlformats.org/drawingml/2006/wordprocessingDrawing">
   <w:body>
-    <w:bookmarkStart w:id="69" w:name="X7fd702ee9002ed450ab5c120dfb4a8a4bc4cc37"/>
+    <w:bookmarkStart w:id="60" w:name="X7fd702ee9002ed450ab5c120dfb4a8a4bc4cc37"/>
     <w:p>
       <w:pPr>
         <w:pStyle w:val="Heading1"/>
@@ -5815,7 +5815,7 @@
     </w:p>
     <w:bookmarkEnd w:id="43"/>
     <w:bookmarkEnd w:id="44"/>
-    <w:bookmarkStart w:id="61" w:name="X1cba51f68c4c5c1624c20b4de09a1a07ae55cfa"/>
+    <w:bookmarkStart w:id="52" w:name="X1cba51f68c4c5c1624c20b4de09a1a07ae55cfa"/>
     <w:p>
       <w:pPr>
         <w:pStyle w:val="Heading2"/>
@@ -6360,22 +6360,13 @@
       </w:r>
     </w:p>
     <w:bookmarkEnd w:id="47"/>
-    <w:bookmarkStart w:id="52" w:name="X29f2283ab4f697d58c3a8a5542a257cb5422a24"/>
+    <w:bookmarkStart w:id="48" w:name="X29f2283ab4f697d58c3a8a5542a257cb5422a24"/>
     <w:p>
       <w:pPr>
         <w:pStyle w:val="Heading3"/>
       </w:pPr>
       <w:r>
         <w:t xml:space="preserve">9.4 Análisis de financiamiento</w:t>
-      </w:r>
-    </w:p>
-    <w:bookmarkStart w:id="48" w:name="por-qué-conviene-financiar-con-deuda"/>
-    <w:p>
-      <w:pPr>
-        <w:pStyle w:val="Heading4"/>
-      </w:pPr>
-      <w:r>
-        <w:t xml:space="preserve">Por qué conviene financiar con deuda</w:t>
       </w:r>
     </w:p>
     <w:p>
@@ -6579,19 +6570,9 @@
         </w:tc>
       </w:tr>
     </w:tbl>
-    <w:bookmarkEnd w:id="48"/>
-    <w:bookmarkStart w:id="49" w:name="X6ee8afe2ba6fb64ccbb7977347b90c41dfb4957"/>
-    <w:p>
-      <w:pPr>
-        <w:pStyle w:val="Heading4"/>
-      </w:pPr>
-      <w:r>
-        <w:t xml:space="preserve">Elección del sistema de amortización: Francés vs. Alemán</w:t>
-      </w:r>
-    </w:p>
-    <w:p>
-      <w:pPr>
-        <w:pStyle w:val="FirstParagraph"/>
+    <w:p>
+      <w:pPr>
+        <w:pStyle w:val="BodyText"/>
       </w:pPr>
       <w:r>
         <w:t xml:space="preserve">Con un préstamo de $8.400.000 al 41% anual a 5 años, ambos sistemas generan</w:t>
@@ -6846,7 +6827,7 @@
         <w:t xml:space="preserve"> </w:t>
       </w:r>
       <w:r>
-        <w:t xml:space="preserve">elección.</w:t>
+        <w:t xml:space="preserve">elección del sistema francés.</w:t>
       </w:r>
     </w:p>
     <w:p>
@@ -6854,41 +6835,13 @@
         <w:pStyle w:val="BodyText"/>
       </w:pPr>
       <w:r>
-        <w:t xml:space="preserve">Se adopta, por lo tanto, el</w:t>
-      </w:r>
-      <w:r>
-        <w:t xml:space="preserve"> </w:t>
-      </w:r>
-      <w:r>
-        <w:rPr>
-          <w:b/>
-          <w:bCs/>
-        </w:rPr>
-        <w:t xml:space="preserve">sistema francés</w:t>
-      </w:r>
-      <w:r>
-        <w:t xml:space="preserve"> </w:t>
-      </w:r>
-      <w:r>
-        <w:t xml:space="preserve">como método de amortización.</w:t>
-      </w:r>
-    </w:p>
-    <w:bookmarkEnd w:id="49"/>
-    <w:bookmarkStart w:id="50" w:name="tabla-de-amortización--sistema-francés"/>
-    <w:p>
-      <w:pPr>
-        <w:pStyle w:val="Heading4"/>
-      </w:pPr>
-      <w:r>
-        <w:t xml:space="preserve">Tabla de amortización — sistema francés</w:t>
-      </w:r>
-    </w:p>
-    <w:p>
-      <w:pPr>
-        <w:pStyle w:val="FirstParagraph"/>
-      </w:pPr>
-      <w:r>
-        <w:t xml:space="preserve">Préstamo: $8.400.000 al 41% anual, 5 cuotas anuales iguales de $4.197.423.</w:t>
+        <w:t xml:space="preserve">La tabla de amortización correspondiente, con una cuota anual fija de $4.197.423,</w:t>
+      </w:r>
+      <w:r>
+        <w:t xml:space="preserve"> </w:t>
+      </w:r>
+      <w:r>
+        <w:t xml:space="preserve">es la siguiente:</w:t>
       </w:r>
     </w:p>
     <w:tbl>
@@ -7337,34 +7290,24 @@
         <w:t xml:space="preserve">devolución de capital.</w:t>
       </w:r>
     </w:p>
-    <w:bookmarkEnd w:id="50"/>
-    <w:bookmarkStart w:id="51" w:name="X17bbb8eea6399114a1e73db883426491c5c0d01"/>
-    <w:p>
-      <w:pPr>
-        <w:pStyle w:val="Heading4"/>
-      </w:pPr>
-      <w:r>
-        <w:t xml:space="preserve">Flujo del inversor y rentabilidad sobre el capital propio</w:t>
-      </w:r>
-    </w:p>
-    <w:p>
-      <w:pPr>
-        <w:pStyle w:val="FirstParagraph"/>
-      </w:pPr>
-      <w:r>
-        <w:t xml:space="preserve">El inversor aporta $3.600.000 de capital propio en el año 0. El préstamo cubre</w:t>
-      </w:r>
-      <w:r>
-        <w:t xml:space="preserve"> </w:t>
-      </w:r>
-      <w:r>
-        <w:t xml:space="preserve">los $8.400.000 restantes. A partir de allí, el flujo que le queda al inversor</w:t>
-      </w:r>
-      <w:r>
-        <w:t xml:space="preserve"> </w:t>
-      </w:r>
-      <w:r>
-        <w:t xml:space="preserve">es la diferencia entre el flujo neto del proyecto y el servicio de deuda anual:</w:t>
+    <w:p>
+      <w:pPr>
+        <w:pStyle w:val="BodyText"/>
+      </w:pPr>
+      <w:r>
+        <w:t xml:space="preserve">Con el préstamo en sistema francés, el inversor aporta $3.600.000 de capital</w:t>
+      </w:r>
+      <w:r>
+        <w:t xml:space="preserve"> </w:t>
+      </w:r>
+      <w:r>
+        <w:t xml:space="preserve">propio en el año 0 y a partir de allí recibe los flujos netos después del</w:t>
+      </w:r>
+      <w:r>
+        <w:t xml:space="preserve"> </w:t>
+      </w:r>
+      <w:r>
+        <w:t xml:space="preserve">servicio de deuda:</w:t>
       </w:r>
     </w:p>
     <w:tbl>
@@ -7988,9 +7931,8 @@
         <w:t xml:space="preserve">mejora el retorno sobre el capital propio.</w:t>
       </w:r>
     </w:p>
-    <w:bookmarkEnd w:id="51"/>
-    <w:bookmarkEnd w:id="52"/>
-    <w:bookmarkStart w:id="58" w:name="Xac35229a0ec935e8431ead4ec20a8096471fa80"/>
+    <w:bookmarkEnd w:id="48"/>
+    <w:bookmarkStart w:id="49" w:name="Xac35229a0ec935e8431ead4ec20a8096471fa80"/>
     <w:p>
       <w:pPr>
         <w:pStyle w:val="Heading3"/>
@@ -8019,79 +7961,42 @@
         <w:t xml:space="preserve">concreta del proyecto.</w:t>
       </w:r>
     </w:p>
-    <w:bookmarkStart w:id="53" w:name="X0037c4a1b0d58a6441e6e9278f4b17533d52e4b"/>
-    <w:p>
-      <w:pPr>
-        <w:pStyle w:val="Heading4"/>
-      </w:pPr>
-      <w:r>
-        <w:t xml:space="preserve">Escenario 1 (negativo): adopción lenta del sistema</w:t>
-      </w:r>
-    </w:p>
-    <w:p>
-      <w:pPr>
-        <w:pStyle w:val="FirstParagraph"/>
-      </w:pPr>
-      <w:r>
-        <w:rPr>
-          <w:b/>
-          <w:bCs/>
-        </w:rPr>
-        <w:t xml:space="preserve">Por qué puede ocurrir.</w:t>
-      </w:r>
-      <w:r>
-        <w:t xml:space="preserve"> </w:t>
-      </w:r>
-      <w:r>
-        <w:t xml:space="preserve">Las implementaciones de sistemas en PyMEs suelen</w:t>
-      </w:r>
-      <w:r>
-        <w:t xml:space="preserve"> </w:t>
-      </w:r>
-      <w:r>
-        <w:t xml:space="preserve">encontrar resistencia del personal, que continúa usando las planillas en paralelo</w:t>
-      </w:r>
-      <w:r>
-        <w:t xml:space="preserve"> </w:t>
-      </w:r>
-      <w:r>
-        <w:t xml:space="preserve">o demora la carga de la información. En ese caso los beneficios esperados —ahorro</w:t>
-      </w:r>
-      <w:r>
-        <w:t xml:space="preserve"> </w:t>
-      </w:r>
-      <w:r>
-        <w:t xml:space="preserve">de tiempo administrativo, reducción de errores, mejora en ventas— tardan en</w:t>
-      </w:r>
-      <w:r>
-        <w:t xml:space="preserve"> </w:t>
-      </w:r>
-      <w:r>
-        <w:t xml:space="preserve">materializarse.</w:t>
-      </w:r>
-    </w:p>
     <w:p>
       <w:pPr>
         <w:pStyle w:val="BodyText"/>
       </w:pPr>
       <w:r>
-        <w:rPr>
-          <w:b/>
-          <w:bCs/>
-        </w:rPr>
-        <w:t xml:space="preserve">Supuesto modificado.</w:t>
-      </w:r>
-      <w:r>
-        <w:t xml:space="preserve"> </w:t>
-      </w:r>
-      <w:r>
-        <w:t xml:space="preserve">Los beneficios del año 1 se reducen al 50% y los del</w:t>
-      </w:r>
-      <w:r>
-        <w:t xml:space="preserve"> </w:t>
-      </w:r>
-      <w:r>
-        <w:t xml:space="preserve">año 2 al 70%; a partir del año 3 se recuperan los niveles del caso base.</w:t>
+        <w:t xml:space="preserve">Escenario adverso 1: adopción lenta del sistema. Las implementaciones de</w:t>
+      </w:r>
+      <w:r>
+        <w:t xml:space="preserve"> </w:t>
+      </w:r>
+      <w:r>
+        <w:t xml:space="preserve">sistemas en PyMEs suelen encontrar resistencia del personal, que continúa usando</w:t>
+      </w:r>
+      <w:r>
+        <w:t xml:space="preserve"> </w:t>
+      </w:r>
+      <w:r>
+        <w:t xml:space="preserve">las planillas en paralelo o demora la carga de la información. En ese caso los</w:t>
+      </w:r>
+      <w:r>
+        <w:t xml:space="preserve"> </w:t>
+      </w:r>
+      <w:r>
+        <w:t xml:space="preserve">beneficios esperados tardan en materializarse. Este escenario supone que los</w:t>
+      </w:r>
+      <w:r>
+        <w:t xml:space="preserve"> </w:t>
+      </w:r>
+      <w:r>
+        <w:t xml:space="preserve">beneficios del año 1 se reducen al 50% y los del año 2 al 70%; a partir del año</w:t>
+      </w:r>
+      <w:r>
+        <w:t xml:space="preserve"> </w:t>
+      </w:r>
+      <w:r>
+        <w:t xml:space="preserve">3 se recuperan los niveles del caso base.</w:t>
       </w:r>
     </w:p>
     <w:tbl>
@@ -8281,87 +8186,25 @@
         <w:pStyle w:val="BodyText"/>
       </w:pPr>
       <w:r>
-        <w:rPr>
-          <w:b/>
-          <w:bCs/>
-        </w:rPr>
-        <w:t xml:space="preserve">VAN (25%): $1.888.060.</w:t>
-      </w:r>
-      <w:r>
-        <w:t xml:space="preserve"> </w:t>
-      </w:r>
-      <w:r>
-        <w:t xml:space="preserve">El proyecto sigue siendo viable, aunque con un VAN</w:t>
-      </w:r>
-      <w:r>
-        <w:t xml:space="preserve"> </w:t>
-      </w:r>
-      <w:r>
-        <w:t xml:space="preserve">muy reducido. La conclusión principal es que la capacitación y el acompañamiento</w:t>
-      </w:r>
-      <w:r>
-        <w:t xml:space="preserve"> </w:t>
-      </w:r>
-      <w:r>
-        <w:t xml:space="preserve">durante la puesta en marcha no son gastos secundarios: sin adopción efectiva del</w:t>
-      </w:r>
-      <w:r>
-        <w:t xml:space="preserve"> </w:t>
-      </w:r>
-      <w:r>
-        <w:t xml:space="preserve">sistema, el proyecto apenas cubre la inversión.</w:t>
-      </w:r>
-    </w:p>
-    <w:bookmarkEnd w:id="53"/>
-    <w:bookmarkStart w:id="54" w:name="X88d155636e8a8584bc59cc79464bb666db5a6e8"/>
-    <w:p>
-      <w:pPr>
-        <w:pStyle w:val="Heading4"/>
-      </w:pPr>
-      <w:r>
-        <w:t xml:space="preserve">Escenario 2 (negativo): sobrecosto de implementación</w:t>
-      </w:r>
-    </w:p>
-    <w:p>
-      <w:pPr>
-        <w:pStyle w:val="FirstParagraph"/>
-      </w:pPr>
-      <w:r>
-        <w:rPr>
-          <w:b/>
-          <w:bCs/>
-        </w:rPr>
-        <w:t xml:space="preserve">Por qué puede ocurrir.</w:t>
-      </w:r>
-      <w:r>
-        <w:t xml:space="preserve"> </w:t>
-      </w:r>
-      <w:r>
-        <w:t xml:space="preserve">Las implementaciones de sistemas suelen exceder el</w:t>
-      </w:r>
-      <w:r>
-        <w:t xml:space="preserve"> </w:t>
-      </w:r>
-      <w:r>
-        <w:t xml:space="preserve">presupuesto inicial por causas como la complejidad no prevista de la migración</w:t>
-      </w:r>
-      <w:r>
-        <w:t xml:space="preserve"> </w:t>
-      </w:r>
-      <w:r>
-        <w:t xml:space="preserve">de datos, renegociaciones con el proveedor o la necesidad de ajustes fuera del</w:t>
-      </w:r>
-      <w:r>
-        <w:t xml:space="preserve"> </w:t>
-      </w:r>
-      <w:r>
-        <w:t xml:space="preserve">alcance original. En este escenario la contingencia de $1.200.000 ya incluida se</w:t>
-      </w:r>
-      <w:r>
-        <w:t xml:space="preserve"> </w:t>
-      </w:r>
-      <w:r>
-        <w:t xml:space="preserve">agota y la inversión total termina siendo un 25% mayor a lo proyectado.</w:t>
+        <w:t xml:space="preserve">El VAN resultante es $1.888.060. El proyecto sigue siendo viable, aunque con un</w:t>
+      </w:r>
+      <w:r>
+        <w:t xml:space="preserve"> </w:t>
+      </w:r>
+      <w:r>
+        <w:t xml:space="preserve">VAN muy reducido. La conclusión principal es que la capacitación y el</w:t>
+      </w:r>
+      <w:r>
+        <w:t xml:space="preserve"> </w:t>
+      </w:r>
+      <w:r>
+        <w:t xml:space="preserve">acompañamiento durante la puesta en marcha no son gastos secundarios: sin</w:t>
+      </w:r>
+      <w:r>
+        <w:t xml:space="preserve"> </w:t>
+      </w:r>
+      <w:r>
+        <w:t xml:space="preserve">adopción efectiva del sistema, el proyecto apenas cubre la inversión.</w:t>
       </w:r>
     </w:p>
     <w:p>
@@ -8369,29 +8212,49 @@
         <w:pStyle w:val="BodyText"/>
       </w:pPr>
       <w:r>
-        <w:rPr>
-          <w:b/>
-          <w:bCs/>
-        </w:rPr>
-        <w:t xml:space="preserve">Supuesto modificado.</w:t>
-      </w:r>
-      <w:r>
-        <w:t xml:space="preserve"> </w:t>
-      </w:r>
-      <w:r>
-        <w:t xml:space="preserve">La inversión inicial sube de $12.000.000 a $15.000.000</w:t>
-      </w:r>
-      <w:r>
-        <w:t xml:space="preserve"> </w:t>
-      </w:r>
-      <w:r>
-        <w:t xml:space="preserve">(incremento de $3.000.000 en el año 0). Los flujos operativos de los años 1 a 5</w:t>
-      </w:r>
-      <w:r>
-        <w:t xml:space="preserve"> </w:t>
-      </w:r>
-      <w:r>
-        <w:t xml:space="preserve">no cambian.</w:t>
+        <w:t xml:space="preserve">Escenario adverso 2: sobrecosto de implementación. Las implementaciones de</w:t>
+      </w:r>
+      <w:r>
+        <w:t xml:space="preserve"> </w:t>
+      </w:r>
+      <w:r>
+        <w:t xml:space="preserve">sistemas suelen exceder el presupuesto inicial por causas como la complejidad no</w:t>
+      </w:r>
+      <w:r>
+        <w:t xml:space="preserve"> </w:t>
+      </w:r>
+      <w:r>
+        <w:t xml:space="preserve">prevista de la migración de datos, renegociaciones con el proveedor o la</w:t>
+      </w:r>
+      <w:r>
+        <w:t xml:space="preserve"> </w:t>
+      </w:r>
+      <w:r>
+        <w:t xml:space="preserve">necesidad de ajustes fuera del alcance original. En este escenario la</w:t>
+      </w:r>
+      <w:r>
+        <w:t xml:space="preserve"> </w:t>
+      </w:r>
+      <w:r>
+        <w:t xml:space="preserve">contingencia de $1.200.000 ya incluida se agota y la inversión total termina</w:t>
+      </w:r>
+      <w:r>
+        <w:t xml:space="preserve"> </w:t>
+      </w:r>
+      <w:r>
+        <w:t xml:space="preserve">siendo un 25% mayor a lo proyectado, subiendo de $12.000.000 a $15.000.000. Los</w:t>
+      </w:r>
+      <w:r>
+        <w:t xml:space="preserve"> </w:t>
+      </w:r>
+      <w:r>
+        <w:t xml:space="preserve">flujos operativos de los años 1 a 5 no cambian. El VAN resultante es $5.751.704.</w:t>
+      </w:r>
+      <w:r>
+        <w:t xml:space="preserve"> </w:t>
+      </w:r>
+      <w:r>
+        <w:t xml:space="preserve">Aun con un sobrecosto del 25%, el proyecto continúa siendo rentable.</w:t>
       </w:r>
     </w:p>
     <w:p>
@@ -8399,99 +8262,31 @@
         <w:pStyle w:val="BodyText"/>
       </w:pPr>
       <w:r>
-        <w:rPr>
-          <w:b/>
-          <w:bCs/>
-        </w:rPr>
-        <w:t xml:space="preserve">VAN (25%): $5.751.704.</w:t>
-      </w:r>
-      <w:r>
-        <w:t xml:space="preserve"> </w:t>
-      </w:r>
-      <w:r>
-        <w:t xml:space="preserve">Aun con un sobrecosto del 25%, el proyecto continúa</w:t>
-      </w:r>
-      <w:r>
-        <w:t xml:space="preserve"> </w:t>
-      </w:r>
-      <w:r>
-        <w:t xml:space="preserve">siendo rentable. El margen del VAN base absorbe el incremento de inversión sin</w:t>
-      </w:r>
-      <w:r>
-        <w:t xml:space="preserve"> </w:t>
-      </w:r>
-      <w:r>
-        <w:t xml:space="preserve">que la conveniencia se revierta.</w:t>
-      </w:r>
-    </w:p>
-    <w:bookmarkEnd w:id="54"/>
-    <w:bookmarkStart w:id="55" w:name="X10200453100ad3d8cf8a872e28a6391eef57fb2"/>
-    <w:p>
-      <w:pPr>
-        <w:pStyle w:val="Heading4"/>
-      </w:pPr>
-      <w:r>
-        <w:t xml:space="preserve">Escenario 3 (negativo): caída sostenida de los beneficios</w:t>
-      </w:r>
-    </w:p>
-    <w:p>
-      <w:pPr>
-        <w:pStyle w:val="FirstParagraph"/>
-      </w:pPr>
-      <w:r>
-        <w:rPr>
-          <w:b/>
-          <w:bCs/>
-        </w:rPr>
-        <w:t xml:space="preserve">Por qué puede ocurrir.</w:t>
-      </w:r>
-      <w:r>
-        <w:t xml:space="preserve"> </w:t>
-      </w:r>
-      <w:r>
-        <w:t xml:space="preserve">El contexto comercial de la empresa puede</w:t>
-      </w:r>
-      <w:r>
-        <w:t xml:space="preserve"> </w:t>
-      </w:r>
-      <w:r>
-        <w:t xml:space="preserve">deteriorarse —pérdida de clientes clave, entrada de un competidor fuerte,</w:t>
-      </w:r>
-      <w:r>
-        <w:t xml:space="preserve"> </w:t>
-      </w:r>
-      <w:r>
-        <w:t xml:space="preserve">reducción del volumen de operaciones— o los beneficios pueden haber sido</w:t>
-      </w:r>
-      <w:r>
-        <w:t xml:space="preserve"> </w:t>
-      </w:r>
-      <w:r>
-        <w:t xml:space="preserve">estimados de forma optimista. Este escenario supone que los beneficios resultan</w:t>
-      </w:r>
-      <w:r>
-        <w:t xml:space="preserve"> </w:t>
-      </w:r>
-      <w:r>
-        <w:t xml:space="preserve">un 25% menores en todos los años del horizonte, sin recuperación.</w:t>
-      </w:r>
-    </w:p>
-    <w:p>
-      <w:pPr>
-        <w:pStyle w:val="BodyText"/>
-      </w:pPr>
-      <w:r>
-        <w:rPr>
-          <w:b/>
-          <w:bCs/>
-        </w:rPr>
-        <w:t xml:space="preserve">Supuesto modificado.</w:t>
-      </w:r>
-      <w:r>
-        <w:t xml:space="preserve"> </w:t>
-      </w:r>
-      <w:r>
-        <w:t xml:space="preserve">Todos los beneficios se reducen un 25%.</w:t>
+        <w:t xml:space="preserve">Escenario adverso 3: caída sostenida de los beneficios. El contexto comercial</w:t>
+      </w:r>
+      <w:r>
+        <w:t xml:space="preserve"> </w:t>
+      </w:r>
+      <w:r>
+        <w:t xml:space="preserve">de la empresa puede deteriorarse —pérdida de clientes clave, entrada de un</w:t>
+      </w:r>
+      <w:r>
+        <w:t xml:space="preserve"> </w:t>
+      </w:r>
+      <w:r>
+        <w:t xml:space="preserve">competidor fuerte, reducción del volumen de operaciones— o los beneficios pueden</w:t>
+      </w:r>
+      <w:r>
+        <w:t xml:space="preserve"> </w:t>
+      </w:r>
+      <w:r>
+        <w:t xml:space="preserve">haber sido estimados de forma optimista. Este escenario supone que los beneficios</w:t>
+      </w:r>
+      <w:r>
+        <w:t xml:space="preserve"> </w:t>
+      </w:r>
+      <w:r>
+        <w:t xml:space="preserve">resultan un 25% menores en todos los años del horizonte, sin recuperación.</w:t>
       </w:r>
     </w:p>
     <w:tbl>
@@ -8681,23 +8476,13 @@
         <w:pStyle w:val="BodyText"/>
       </w:pPr>
       <w:r>
-        <w:rPr>
-          <w:b/>
-          <w:bCs/>
-        </w:rPr>
-        <w:t xml:space="preserve">VAN (25%): $134.960.</w:t>
-      </w:r>
-      <w:r>
-        <w:t xml:space="preserve"> </w:t>
-      </w:r>
-      <w:r>
-        <w:t xml:space="preserve">Este es el escenario umbral: con una caída del 25%</w:t>
-      </w:r>
-      <w:r>
-        <w:t xml:space="preserve"> </w:t>
-      </w:r>
-      <w:r>
-        <w:t xml:space="preserve">en los beneficios el proyecto queda en el límite de la viabilidad. Cualquier</w:t>
+        <w:t xml:space="preserve">El VAN resultante es $134.960. Este es el escenario umbral: con una caída del</w:t>
+      </w:r>
+      <w:r>
+        <w:t xml:space="preserve"> </w:t>
+      </w:r>
+      <w:r>
+        <w:t xml:space="preserve">25% en los beneficios el proyecto queda en el límite de la viabilidad. Cualquier</w:t>
       </w:r>
       <w:r>
         <w:t xml:space="preserve"> </w:t>
@@ -8709,71 +8494,7 @@
         <w:t xml:space="preserve"> </w:t>
       </w:r>
       <w:r>
-        <w:t xml:space="preserve">variable más sensible del modelo y que sus estimaciones merecen revisarse con</w:t>
-      </w:r>
-      <w:r>
-        <w:t xml:space="preserve"> </w:t>
-      </w:r>
-      <w:r>
-        <w:t xml:space="preserve">cuidado antes de tomar la decisión final.</w:t>
-      </w:r>
-    </w:p>
-    <w:bookmarkEnd w:id="55"/>
-    <w:bookmarkStart w:id="56" w:name="X0d8490270294ea47fbdb87b88caf7299ea4ce69"/>
-    <w:p>
-      <w:pPr>
-        <w:pStyle w:val="Heading4"/>
-      </w:pPr>
-      <w:r>
-        <w:t xml:space="preserve">Escenario 4 (positivo): crecimiento comercial apoyado en el tablero de control</w:t>
-      </w:r>
-    </w:p>
-    <w:p>
-      <w:pPr>
-        <w:pStyle w:val="FirstParagraph"/>
-      </w:pPr>
-      <w:r>
-        <w:rPr>
-          <w:b/>
-          <w:bCs/>
-        </w:rPr>
-        <w:t xml:space="preserve">Por qué puede ocurrir.</w:t>
-      </w:r>
-      <w:r>
-        <w:t xml:space="preserve"> </w:t>
-      </w:r>
-      <w:r>
-        <w:t xml:space="preserve">Una vez adoptado el sistema, el tablero de control</w:t>
-      </w:r>
-      <w:r>
-        <w:t xml:space="preserve"> </w:t>
-      </w:r>
-      <w:r>
-        <w:t xml:space="preserve">provee a la gerencia información que antes no tenía disponible: qué productos</w:t>
-      </w:r>
-      <w:r>
-        <w:t xml:space="preserve"> </w:t>
-      </w:r>
-      <w:r>
-        <w:t xml:space="preserve">tienen mayor margen, qué clientes generan más negocio, qué sucursal rinde mejor.</w:t>
-      </w:r>
-      <w:r>
-        <w:t xml:space="preserve"> </w:t>
-      </w:r>
-      <w:r>
-        <w:t xml:space="preserve">Con esa visibilidad, es razonable que la empresa tome decisiones comerciales más</w:t>
-      </w:r>
-      <w:r>
-        <w:t xml:space="preserve"> </w:t>
-      </w:r>
-      <w:r>
-        <w:t xml:space="preserve">acertadas y crezca más rápido que lo estimado. Este escenario eleva la tasa de</w:t>
-      </w:r>
-      <w:r>
-        <w:t xml:space="preserve"> </w:t>
-      </w:r>
-      <w:r>
-        <w:t xml:space="preserve">crecimiento anual de los beneficios del 8% al 12% a partir del segundo año.</w:t>
+        <w:t xml:space="preserve">variable más sensible del modelo.</w:t>
       </w:r>
     </w:p>
     <w:p>
@@ -8781,23 +8502,43 @@
         <w:pStyle w:val="BodyText"/>
       </w:pPr>
       <w:r>
-        <w:rPr>
-          <w:b/>
-          <w:bCs/>
-        </w:rPr>
-        <w:t xml:space="preserve">Supuesto modificado.</w:t>
-      </w:r>
-      <w:r>
-        <w:t xml:space="preserve"> </w:t>
-      </w:r>
-      <w:r>
-        <w:t xml:space="preserve">Los beneficios crecen un 12% anual desde el año 2 (en</w:t>
-      </w:r>
-      <w:r>
-        <w:t xml:space="preserve"> </w:t>
-      </w:r>
-      <w:r>
-        <w:t xml:space="preserve">lugar del 8% del caso base). El año 1 permanece igual.</w:t>
+        <w:t xml:space="preserve">Escenario favorable: crecimiento comercial apoyado en el tablero de control. Una</w:t>
+      </w:r>
+      <w:r>
+        <w:t xml:space="preserve"> </w:t>
+      </w:r>
+      <w:r>
+        <w:t xml:space="preserve">vez adoptado el sistema, el tablero de control provee a la gerencia información</w:t>
+      </w:r>
+      <w:r>
+        <w:t xml:space="preserve"> </w:t>
+      </w:r>
+      <w:r>
+        <w:t xml:space="preserve">que antes no tenía disponible: qué productos tienen mayor margen, qué clientes</w:t>
+      </w:r>
+      <w:r>
+        <w:t xml:space="preserve"> </w:t>
+      </w:r>
+      <w:r>
+        <w:t xml:space="preserve">generan más negocio, qué sucursal rinde mejor. Con esa visibilidad, es razonable</w:t>
+      </w:r>
+      <w:r>
+        <w:t xml:space="preserve"> </w:t>
+      </w:r>
+      <w:r>
+        <w:t xml:space="preserve">que la empresa tome decisiones comerciales más acertadas y crezca más rápido que</w:t>
+      </w:r>
+      <w:r>
+        <w:t xml:space="preserve"> </w:t>
+      </w:r>
+      <w:r>
+        <w:t xml:space="preserve">lo estimado. Este escenario eleva la tasa de crecimiento anual de los beneficios</w:t>
+      </w:r>
+      <w:r>
+        <w:t xml:space="preserve"> </w:t>
+      </w:r>
+      <w:r>
+        <w:t xml:space="preserve">del 8% al 12% a partir del segundo año.</w:t>
       </w:r>
     </w:p>
     <w:tbl>
@@ -9030,51 +8771,25 @@
         <w:pStyle w:val="BodyText"/>
       </w:pPr>
       <w:r>
-        <w:rPr>
-          <w:b/>
-          <w:bCs/>
-        </w:rPr>
-        <w:t xml:space="preserve">VAN (25%): $11.011.129.</w:t>
-      </w:r>
-      <w:r>
-        <w:t xml:space="preserve"> </w:t>
-      </w:r>
-      <w:r>
-        <w:t xml:space="preserve">El VAN crece un 26% respecto del caso base, pasando</w:t>
-      </w:r>
-      <w:r>
-        <w:t xml:space="preserve"> </w:t>
-      </w:r>
-      <w:r>
-        <w:t xml:space="preserve">de $8,75M a $11M. Este resultado no requiere condiciones extraordinarias: solo</w:t>
-      </w:r>
-      <w:r>
-        <w:t xml:space="preserve"> </w:t>
-      </w:r>
-      <w:r>
-        <w:t xml:space="preserve">que el tablero de control cumpla la función para la que fue diseñado y que la</w:t>
-      </w:r>
-      <w:r>
-        <w:t xml:space="preserve"> </w:t>
-      </w:r>
-      <w:r>
-        <w:t xml:space="preserve">gerencia aproveche la información disponible para tomar mejores decisiones</w:t>
-      </w:r>
-      <w:r>
-        <w:t xml:space="preserve"> </w:t>
-      </w:r>
-      <w:r>
-        <w:t xml:space="preserve">comerciales.</w:t>
-      </w:r>
-    </w:p>
-    <w:bookmarkEnd w:id="56"/>
-    <w:bookmarkStart w:id="57" w:name="resumen-de-escenarios"/>
-    <w:p>
-      <w:pPr>
-        <w:pStyle w:val="Heading4"/>
-      </w:pPr>
-      <w:r>
-        <w:t xml:space="preserve">Resumen de escenarios</w:t>
+        <w:t xml:space="preserve">El VAN resultante es $11.011.129. Este resultado no requiere condiciones</w:t>
+      </w:r>
+      <w:r>
+        <w:t xml:space="preserve"> </w:t>
+      </w:r>
+      <w:r>
+        <w:t xml:space="preserve">extraordinarias: solo que el tablero de control cumpla la función para la que</w:t>
+      </w:r>
+      <w:r>
+        <w:t xml:space="preserve"> </w:t>
+      </w:r>
+      <w:r>
+        <w:t xml:space="preserve">fue diseñado y que la gerencia aproveche la información disponible para tomar</w:t>
+      </w:r>
+      <w:r>
+        <w:t xml:space="preserve"> </w:t>
+      </w:r>
+      <w:r>
+        <w:t xml:space="preserve">mejores decisiones comerciales.</w:t>
       </w:r>
     </w:p>
     <w:tbl>
@@ -9401,9 +9116,8 @@
         <w:t xml:space="preserve">excepcionales.</w:t>
       </w:r>
     </w:p>
-    <w:bookmarkEnd w:id="57"/>
-    <w:bookmarkEnd w:id="58"/>
-    <w:bookmarkStart w:id="59" w:name="X009b83bc55a6d4fe008afc9ab487820cf1bc442"/>
+    <w:bookmarkEnd w:id="49"/>
+    <w:bookmarkStart w:id="50" w:name="X009b83bc55a6d4fe008afc9ab487820cf1bc442"/>
     <w:p>
       <w:pPr>
         <w:pStyle w:val="Heading3"/>
@@ -9536,8 +9250,8 @@
         <w:t xml:space="preserve">viabilidad del modelo.</w:t>
       </w:r>
     </w:p>
-    <w:bookmarkEnd w:id="59"/>
-    <w:bookmarkStart w:id="60" w:name="X41a04a6b516bb3f646b17dc85ffe41a50095dc2"/>
+    <w:bookmarkEnd w:id="50"/>
+    <w:bookmarkStart w:id="51" w:name="X41a04a6b516bb3f646b17dc85ffe41a50095dc2"/>
     <w:p>
       <w:pPr>
         <w:pStyle w:val="Heading3"/>
@@ -9648,9 +9362,9 @@
         <w:t xml:space="preserve">concreten.</w:t>
       </w:r>
     </w:p>
-    <w:bookmarkEnd w:id="60"/>
-    <w:bookmarkEnd w:id="61"/>
-    <w:bookmarkStart w:id="62" w:name="Xe0dd44fb2a5f0bbd744f579b136182eecb2e69a"/>
+    <w:bookmarkEnd w:id="51"/>
+    <w:bookmarkEnd w:id="52"/>
+    <w:bookmarkStart w:id="53" w:name="Xe0dd44fb2a5f0bbd744f579b136182eecb2e69a"/>
     <w:p>
       <w:pPr>
         <w:pStyle w:val="Heading2"/>
@@ -9921,8 +9635,8 @@
         <w:t xml:space="preserve">inversión que mejora la operación del negocio y genera valor para la empresa.</w:t>
       </w:r>
     </w:p>
-    <w:bookmarkEnd w:id="62"/>
-    <w:bookmarkStart w:id="65" w:name="X62e979930b1c8d680afa88a4721f6cfee2c0d71"/>
+    <w:bookmarkEnd w:id="53"/>
+    <w:bookmarkStart w:id="56" w:name="X62e979930b1c8d680afa88a4721f6cfee2c0d71"/>
     <w:p>
       <w:pPr>
         <w:pStyle w:val="Heading2"/>
@@ -9957,7 +9671,7 @@
         <w:t xml:space="preserve">presentaciones de las clases. A continuación se detallan las fuentes consultadas.</w:t>
       </w:r>
     </w:p>
-    <w:bookmarkStart w:id="63" w:name="documentos-del-proyecto-integrador"/>
+    <w:bookmarkStart w:id="54" w:name="documentos-del-proyecto-integrador"/>
     <w:p>
       <w:pPr>
         <w:pStyle w:val="Heading3"/>
@@ -10020,8 +9734,8 @@
         <w:t xml:space="preserve">proyecto. UTN, Facultad Regional San Rafael.</w:t>
       </w:r>
     </w:p>
-    <w:bookmarkEnd w:id="63"/>
-    <w:bookmarkStart w:id="64" w:name="material-teórico-de-la-cátedra"/>
+    <w:bookmarkEnd w:id="54"/>
+    <w:bookmarkStart w:id="55" w:name="material-teórico-de-la-cátedra"/>
     <w:p>
       <w:pPr>
         <w:pStyle w:val="Heading3"/>
@@ -10318,9 +10032,9 @@
         <w:t xml:space="preserve">Rafael.</w:t>
       </w:r>
     </w:p>
-    <w:bookmarkEnd w:id="64"/>
-    <w:bookmarkEnd w:id="65"/>
-    <w:bookmarkStart w:id="68" w:name="X9edbf262dfb17cefd9018ba604ef9b142bba7bc"/>
+    <w:bookmarkEnd w:id="55"/>
+    <w:bookmarkEnd w:id="56"/>
+    <w:bookmarkStart w:id="59" w:name="X9edbf262dfb17cefd9018ba604ef9b142bba7bc"/>
     <w:p>
       <w:pPr>
         <w:pStyle w:val="Heading2"/>
@@ -10343,7 +10057,7 @@
         <w:t xml:space="preserve">financiero completo, que sirvió de base para las secciones 8 y 9.</w:t>
       </w:r>
     </w:p>
-    <w:bookmarkStart w:id="66" w:name="Xb5b44f2cf210f03dc91f751bdbdcd1f37e8c63b"/>
+    <w:bookmarkStart w:id="57" w:name="Xb5b44f2cf210f03dc91f751bdbdcd1f37e8c63b"/>
     <w:p>
       <w:pPr>
         <w:pStyle w:val="Heading3"/>
@@ -10482,8 +10196,8 @@
         <w:t xml:space="preserve">beneficios.</w:t>
       </w:r>
     </w:p>
-    <w:bookmarkEnd w:id="66"/>
-    <w:bookmarkStart w:id="67" w:name="anexo-ii-resumen-de-resultados"/>
+    <w:bookmarkEnd w:id="57"/>
+    <w:bookmarkStart w:id="58" w:name="anexo-ii-resumen-de-resultados"/>
     <w:p>
       <w:pPr>
         <w:pStyle w:val="Heading3"/>
@@ -10744,9 +10458,9 @@
         <w:t xml:space="preserve">desarrollados en las secciones 8 y 9 surgen de esta misma planilla.</w:t>
       </w:r>
     </w:p>
-    <w:bookmarkEnd w:id="67"/>
-    <w:bookmarkEnd w:id="68"/>
-    <w:bookmarkEnd w:id="69"/>
+    <w:bookmarkEnd w:id="58"/>
+    <w:bookmarkEnd w:id="59"/>
+    <w:bookmarkEnd w:id="60"/>
     <w:sectPr>
       <w:footnotePr>
         <w:numRestart w:val="eachSect"/>
